--- a/Documentacion/C12E1 - Reglas de Negocio.docx
+++ b/Documentacion/C12E1 - Reglas de Negocio.docx
@@ -1,10 +1,9 @@
 
 <file path=word/document.xml><?xml version="1.0" encoding="utf-8"?>
-<w:document xmlns:o="urn:schemas-microsoft-com:office:office" xmlns:r="http://schemas.openxmlformats.org/officeDocument/2006/relationships" xmlns:v="urn:schemas-microsoft-com:vml" xmlns:w="http://schemas.openxmlformats.org/wordprocessingml/2006/main" xmlns:w10="urn:schemas-microsoft-com:office:word" xmlns:wp="http://schemas.openxmlformats.org/drawingml/2006/wordprocessingDrawing" xmlns:pic="http://schemas.openxmlformats.org/drawingml/2006/picture" xmlns:wps="http://schemas.microsoft.com/office/word/2010/wordprocessingShape" xmlns:wpg="http://schemas.microsoft.com/office/word/2010/wordprocessingGroup" xmlns:mc="http://schemas.openxmlformats.org/markup-compatibility/2006" xmlns:wp14="http://schemas.microsoft.com/office/word/2010/wordprocessingDrawing" xmlns:w14="http://schemas.microsoft.com/office/word/2010/wordml" xmlns:w15="http://schemas.microsoft.com/office/word/2012/wordml" mc:Ignorable="w14 wp14 w15">
+<w:document xmlns:wpc="http://schemas.microsoft.com/office/word/2010/wordprocessingCanvas" xmlns:cx="http://schemas.microsoft.com/office/drawing/2014/chartex" xmlns:cx1="http://schemas.microsoft.com/office/drawing/2015/9/8/chartex" xmlns:cx2="http://schemas.microsoft.com/office/drawing/2015/10/21/chartex" xmlns:cx3="http://schemas.microsoft.com/office/drawing/2016/5/9/chartex" xmlns:cx4="http://schemas.microsoft.com/office/drawing/2016/5/10/chartex" xmlns:cx5="http://schemas.microsoft.com/office/drawing/2016/5/11/chartex" xmlns:cx6="http://schemas.microsoft.com/office/drawing/2016/5/12/chartex" xmlns:cx7="http://schemas.microsoft.com/office/drawing/2016/5/13/chartex" xmlns:cx8="http://schemas.microsoft.com/office/drawing/2016/5/14/chartex" xmlns:mc="http://schemas.openxmlformats.org/markup-compatibility/2006" xmlns:aink="http://schemas.microsoft.com/office/drawing/2016/ink" xmlns:am3d="http://schemas.microsoft.com/office/drawing/2017/model3d" xmlns:o="urn:schemas-microsoft-com:office:office" xmlns:oel="http://schemas.microsoft.com/office/2019/extlst" xmlns:r="http://schemas.openxmlformats.org/officeDocument/2006/relationships" xmlns:m="http://schemas.openxmlformats.org/officeDocument/2006/math" xmlns:v="urn:schemas-microsoft-com:vml" xmlns:wp14="http://schemas.microsoft.com/office/word/2010/wordprocessingDrawing" xmlns:wp="http://schemas.openxmlformats.org/drawingml/2006/wordprocessingDrawing" xmlns:w10="urn:schemas-microsoft-com:office:word" xmlns:w="http://schemas.openxmlformats.org/wordprocessingml/2006/main" xmlns:w14="http://schemas.microsoft.com/office/word/2010/wordml" xmlns:w15="http://schemas.microsoft.com/office/word/2012/wordml" xmlns:w16cex="http://schemas.microsoft.com/office/word/2018/wordml/cex" xmlns:w16cid="http://schemas.microsoft.com/office/word/2016/wordml/cid" xmlns:w16="http://schemas.microsoft.com/office/word/2018/wordml" xmlns:w16du="http://schemas.microsoft.com/office/word/2023/wordml/word16du" xmlns:w16sdtdh="http://schemas.microsoft.com/office/word/2020/wordml/sdtdatahash" xmlns:w16sdtfl="http://schemas.microsoft.com/office/word/2024/wordml/sdtformatlock" xmlns:w16se="http://schemas.microsoft.com/office/word/2015/wordml/symex" xmlns:wpg="http://schemas.microsoft.com/office/word/2010/wordprocessingGroup" xmlns:wpi="http://schemas.microsoft.com/office/word/2010/wordprocessingInk" xmlns:wne="http://schemas.microsoft.com/office/word/2006/wordml" xmlns:wps="http://schemas.microsoft.com/office/word/2010/wordprocessingShape" mc:Ignorable="w14 w15 w16se w16cid w16 w16cex w16sdtdh w16sdtfl w16du wp14">
   <w:body>
     <w:p>
       <w:pPr>
-        <w:pStyle w:val="Normal"/>
         <w:rPr>
           <w:rFonts w:ascii="Abadi" w:hAnsi="Abadi"/>
           <w:sz w:val="40"/>
@@ -24,7 +23,7 @@
     </w:p>
     <w:p>
       <w:pPr>
-        <w:pStyle w:val="ListParagraph"/>
+        <w:pStyle w:val="Prrafodelista"/>
         <w:numPr>
           <w:ilvl w:val="0"/>
           <w:numId w:val="1"/>
@@ -47,7 +46,7 @@
     </w:p>
     <w:p>
       <w:pPr>
-        <w:pStyle w:val="ListParagraph"/>
+        <w:pStyle w:val="Prrafodelista"/>
         <w:numPr>
           <w:ilvl w:val="0"/>
           <w:numId w:val="1"/>
@@ -70,7 +69,7 @@
     </w:p>
     <w:p>
       <w:pPr>
-        <w:pStyle w:val="ListParagraph"/>
+        <w:pStyle w:val="Prrafodelista"/>
         <w:numPr>
           <w:ilvl w:val="0"/>
           <w:numId w:val="1"/>
@@ -89,12 +88,49 @@
           <w:szCs w:val="24"/>
           <w:lang w:val="es-MX"/>
         </w:rPr>
-        <w:t>Cada usuario tiene un nombre, apellido, telefono, correo electronico y contraseña.</w:t>
-      </w:r>
-    </w:p>
-    <w:p>
-      <w:pPr>
-        <w:pStyle w:val="ListParagraph"/>
+        <w:t xml:space="preserve">Cada usuario tiene un nombre, apellido, </w:t>
+      </w:r>
+      <w:proofErr w:type="spellStart"/>
+      <w:r>
+        <w:rPr>
+          <w:rFonts w:ascii="Abadi" w:hAnsi="Abadi"/>
+          <w:sz w:val="24"/>
+          <w:szCs w:val="24"/>
+          <w:lang w:val="es-MX"/>
+        </w:rPr>
+        <w:t>telefono</w:t>
+      </w:r>
+      <w:proofErr w:type="spellEnd"/>
+      <w:r>
+        <w:rPr>
+          <w:rFonts w:ascii="Abadi" w:hAnsi="Abadi"/>
+          <w:sz w:val="24"/>
+          <w:szCs w:val="24"/>
+          <w:lang w:val="es-MX"/>
+        </w:rPr>
+        <w:t xml:space="preserve">, correo </w:t>
+      </w:r>
+      <w:r>
+        <w:rPr>
+          <w:rFonts w:ascii="Abadi" w:hAnsi="Abadi"/>
+          <w:sz w:val="24"/>
+          <w:szCs w:val="24"/>
+          <w:lang w:val="es-MX"/>
+        </w:rPr>
+        <w:t xml:space="preserve">electrónico. </w:t>
+      </w:r>
+      <w:r>
+        <w:rPr>
+          <w:rFonts w:ascii="Abadi" w:hAnsi="Abadi"/>
+          <w:sz w:val="24"/>
+          <w:szCs w:val="24"/>
+        </w:rPr>
+        <w:t>La gestión de credenciales es delegada a Clerk.</w:t>
+      </w:r>
+    </w:p>
+    <w:p>
+      <w:pPr>
+        <w:pStyle w:val="Prrafodelista"/>
         <w:numPr>
           <w:ilvl w:val="0"/>
           <w:numId w:val="1"/>
@@ -113,12 +149,32 @@
           <w:szCs w:val="24"/>
           <w:lang w:val="es-MX"/>
         </w:rPr>
-        <w:t>Cada jugador tiene una categoria, ciudad, partidos jugados, partidos ganados y penalizaciones.</w:t>
-      </w:r>
-    </w:p>
-    <w:p>
-      <w:pPr>
-        <w:pStyle w:val="ListParagraph"/>
+        <w:t xml:space="preserve">Cada jugador tiene una </w:t>
+      </w:r>
+      <w:proofErr w:type="spellStart"/>
+      <w:r>
+        <w:rPr>
+          <w:rFonts w:ascii="Abadi" w:hAnsi="Abadi"/>
+          <w:sz w:val="24"/>
+          <w:szCs w:val="24"/>
+          <w:lang w:val="es-MX"/>
+        </w:rPr>
+        <w:t>categoria</w:t>
+      </w:r>
+      <w:proofErr w:type="spellEnd"/>
+      <w:r>
+        <w:rPr>
+          <w:rFonts w:ascii="Abadi" w:hAnsi="Abadi"/>
+          <w:sz w:val="24"/>
+          <w:szCs w:val="24"/>
+          <w:lang w:val="es-MX"/>
+        </w:rPr>
+        <w:t>, ciudad, partidos jugados, partidos ganados y penalizaciones.</w:t>
+      </w:r>
+    </w:p>
+    <w:p>
+      <w:pPr>
+        <w:pStyle w:val="Prrafodelista"/>
         <w:numPr>
           <w:ilvl w:val="0"/>
           <w:numId w:val="1"/>
@@ -142,7 +198,7 @@
     </w:p>
     <w:p>
       <w:pPr>
-        <w:pStyle w:val="ListParagraph"/>
+        <w:pStyle w:val="Prrafodelista"/>
         <w:numPr>
           <w:ilvl w:val="0"/>
           <w:numId w:val="1"/>
@@ -161,12 +217,46 @@
           <w:szCs w:val="24"/>
           <w:lang w:val="es-MX"/>
         </w:rPr>
-        <w:t>Los estados de un turno son “Disponible”,  “Reservado”, “Finalizado” y “Abonado”.</w:t>
-      </w:r>
-    </w:p>
-    <w:p>
-      <w:pPr>
-        <w:pStyle w:val="ListParagraph"/>
+        <w:t>Los estados de un turno son</w:t>
+      </w:r>
+      <w:r>
+        <w:rPr>
+          <w:rFonts w:ascii="Abadi" w:hAnsi="Abadi"/>
+          <w:sz w:val="24"/>
+          <w:szCs w:val="24"/>
+        </w:rPr>
+        <w:t>"Disponible", "Reservado", "</w:t>
+      </w:r>
+      <w:proofErr w:type="spellStart"/>
+      <w:r>
+        <w:rPr>
+          <w:rFonts w:ascii="Abadi" w:hAnsi="Abadi"/>
+          <w:sz w:val="24"/>
+          <w:szCs w:val="24"/>
+        </w:rPr>
+        <w:t>EnCurso</w:t>
+      </w:r>
+      <w:proofErr w:type="spellEnd"/>
+      <w:r>
+        <w:rPr>
+          <w:rFonts w:ascii="Abadi" w:hAnsi="Abadi"/>
+          <w:sz w:val="24"/>
+          <w:szCs w:val="24"/>
+        </w:rPr>
+        <w:t>" y "Finalizado"</w:t>
+      </w:r>
+      <w:r>
+        <w:rPr>
+          <w:rFonts w:ascii="Abadi" w:hAnsi="Abadi"/>
+          <w:sz w:val="24"/>
+          <w:szCs w:val="24"/>
+        </w:rPr>
+        <w:t>.</w:t>
+      </w:r>
+    </w:p>
+    <w:p>
+      <w:pPr>
+        <w:pStyle w:val="Prrafodelista"/>
         <w:numPr>
           <w:ilvl w:val="0"/>
           <w:numId w:val="1"/>
@@ -185,12 +275,28 @@
           <w:szCs w:val="24"/>
           <w:lang w:val="es-MX"/>
         </w:rPr>
-        <w:t>Los estados de un lobby son “Confirmado” y “No confirmado”.</w:t>
-      </w:r>
-    </w:p>
-    <w:p>
-      <w:pPr>
-        <w:pStyle w:val="ListParagraph"/>
+        <w:t xml:space="preserve">Los estados de un lobby son </w:t>
+      </w:r>
+      <w:r>
+        <w:rPr>
+          <w:rFonts w:ascii="Abadi" w:hAnsi="Abadi"/>
+          <w:sz w:val="24"/>
+          <w:szCs w:val="24"/>
+        </w:rPr>
+        <w:t>"Abierto", "Confirmado", "Finalizado" y "Cancelado"</w:t>
+      </w:r>
+      <w:r>
+        <w:rPr>
+          <w:rFonts w:ascii="Abadi" w:hAnsi="Abadi"/>
+          <w:sz w:val="24"/>
+          <w:szCs w:val="24"/>
+        </w:rPr>
+        <w:t>.</w:t>
+      </w:r>
+    </w:p>
+    <w:p>
+      <w:pPr>
+        <w:pStyle w:val="Prrafodelista"/>
         <w:numPr>
           <w:ilvl w:val="0"/>
           <w:numId w:val="1"/>
@@ -209,12 +315,27 @@
           <w:szCs w:val="24"/>
           <w:lang w:val="es-MX"/>
         </w:rPr>
-        <w:t>Los estados de una solicitud son “Pendiente” y “Aceptada”</w:t>
-      </w:r>
-    </w:p>
-    <w:p>
-      <w:pPr>
-        <w:pStyle w:val="Normal"/>
+        <w:t xml:space="preserve">Los estados de una solicitud son </w:t>
+      </w:r>
+      <w:r>
+        <w:rPr>
+          <w:rFonts w:ascii="Abadi" w:hAnsi="Abadi"/>
+          <w:sz w:val="24"/>
+          <w:szCs w:val="24"/>
+        </w:rPr>
+        <w:t>"Pendiente", "Aceptada", "Rechazada" y "Cancelada"</w:t>
+      </w:r>
+      <w:r>
+        <w:rPr>
+          <w:rFonts w:ascii="Abadi" w:hAnsi="Abadi"/>
+          <w:sz w:val="24"/>
+          <w:szCs w:val="24"/>
+        </w:rPr>
+        <w:t>.</w:t>
+      </w:r>
+    </w:p>
+    <w:p>
+      <w:pPr>
         <w:rPr>
           <w:rFonts w:ascii="Abadi" w:hAnsi="Abadi"/>
           <w:sz w:val="40"/>
@@ -222,38 +343,29 @@
           <w:lang w:val="es-MX"/>
         </w:rPr>
       </w:pPr>
-      <w:r>
+    </w:p>
+    <w:p>
+      <w:pPr>
         <w:rPr>
           <w:rFonts w:ascii="Abadi" w:hAnsi="Abadi"/>
           <w:sz w:val="40"/>
           <w:szCs w:val="40"/>
           <w:lang w:val="es-MX"/>
         </w:rPr>
-      </w:r>
-    </w:p>
-    <w:p>
-      <w:pPr>
-        <w:pStyle w:val="Normal"/>
+      </w:pPr>
+      <w:r>
         <w:rPr>
           <w:rFonts w:ascii="Abadi" w:hAnsi="Abadi"/>
           <w:sz w:val="40"/>
           <w:szCs w:val="40"/>
           <w:lang w:val="es-MX"/>
         </w:rPr>
-      </w:pPr>
-      <w:r>
-        <w:rPr>
-          <w:rFonts w:ascii="Abadi" w:hAnsi="Abadi"/>
-          <w:sz w:val="40"/>
-          <w:szCs w:val="40"/>
-          <w:lang w:val="es-MX"/>
-        </w:rPr>
         <w:t>Restricciones</w:t>
       </w:r>
     </w:p>
     <w:p>
       <w:pPr>
-        <w:pStyle w:val="ListParagraph"/>
+        <w:pStyle w:val="Prrafodelista"/>
         <w:numPr>
           <w:ilvl w:val="0"/>
           <w:numId w:val="1"/>
@@ -276,7 +388,7 @@
     </w:p>
     <w:p>
       <w:pPr>
-        <w:pStyle w:val="ListParagraph"/>
+        <w:pStyle w:val="Prrafodelista"/>
         <w:numPr>
           <w:ilvl w:val="0"/>
           <w:numId w:val="1"/>
@@ -299,7 +411,7 @@
     </w:p>
     <w:p>
       <w:pPr>
-        <w:pStyle w:val="ListParagraph"/>
+        <w:pStyle w:val="Prrafodelista"/>
         <w:numPr>
           <w:ilvl w:val="0"/>
           <w:numId w:val="1"/>
@@ -322,7 +434,7 @@
     </w:p>
     <w:p>
       <w:pPr>
-        <w:pStyle w:val="ListParagraph"/>
+        <w:pStyle w:val="Prrafodelista"/>
         <w:numPr>
           <w:ilvl w:val="0"/>
           <w:numId w:val="1"/>
@@ -340,12 +452,30 @@
           <w:sz w:val="24"/>
           <w:szCs w:val="24"/>
         </w:rPr>
-        <w:t>Los lobbys son identificados por su ID.</w:t>
-      </w:r>
-    </w:p>
-    <w:p>
-      <w:pPr>
-        <w:pStyle w:val="ListParagraph"/>
+        <w:t xml:space="preserve">Los </w:t>
+      </w:r>
+      <w:proofErr w:type="spellStart"/>
+      <w:r>
+        <w:rPr>
+          <w:rFonts w:ascii="Abadi" w:hAnsi="Abadi"/>
+          <w:sz w:val="24"/>
+          <w:szCs w:val="24"/>
+        </w:rPr>
+        <w:t>lobbys</w:t>
+      </w:r>
+      <w:proofErr w:type="spellEnd"/>
+      <w:r>
+        <w:rPr>
+          <w:rFonts w:ascii="Abadi" w:hAnsi="Abadi"/>
+          <w:sz w:val="24"/>
+          <w:szCs w:val="24"/>
+        </w:rPr>
+        <w:t xml:space="preserve"> son identificados por su ID.</w:t>
+      </w:r>
+    </w:p>
+    <w:p>
+      <w:pPr>
+        <w:pStyle w:val="Prrafodelista"/>
         <w:numPr>
           <w:ilvl w:val="0"/>
           <w:numId w:val="1"/>
@@ -368,7 +498,7 @@
     </w:p>
     <w:p>
       <w:pPr>
-        <w:pStyle w:val="ListParagraph"/>
+        <w:pStyle w:val="Prrafodelista"/>
         <w:numPr>
           <w:ilvl w:val="0"/>
           <w:numId w:val="1"/>
@@ -392,7 +522,7 @@
     </w:p>
     <w:p>
       <w:pPr>
-        <w:pStyle w:val="ListParagraph"/>
+        <w:pStyle w:val="Prrafodelista"/>
         <w:numPr>
           <w:ilvl w:val="0"/>
           <w:numId w:val="1"/>
@@ -415,45 +545,27 @@
     </w:p>
     <w:p>
       <w:pPr>
-        <w:pStyle w:val="ListParagraph"/>
-        <w:rPr>
-          <w:rFonts w:ascii="Abadi" w:hAnsi="Abadi"/>
-          <w:sz w:val="24"/>
-          <w:szCs w:val="24"/>
-          <w:lang w:val="es-MX"/>
-        </w:rPr>
-      </w:pPr>
-      <w:r>
-        <w:rPr>
-          <w:rFonts w:ascii="Abadi" w:hAnsi="Abadi"/>
-          <w:sz w:val="24"/>
-          <w:szCs w:val="24"/>
-          <w:lang w:val="es-MX"/>
-        </w:rPr>
-      </w:r>
-    </w:p>
-    <w:p>
-      <w:pPr>
-        <w:pStyle w:val="Normal"/>
-        <w:rPr>
-          <w:rFonts w:ascii="Abadi" w:hAnsi="Abadi"/>
-          <w:sz w:val="24"/>
-          <w:szCs w:val="24"/>
-          <w:lang w:val="es-MX"/>
-        </w:rPr>
-      </w:pPr>
-      <w:r>
-        <w:rPr>
-          <w:rFonts w:ascii="Abadi" w:hAnsi="Abadi"/>
-          <w:sz w:val="24"/>
-          <w:szCs w:val="24"/>
-          <w:lang w:val="es-MX"/>
-        </w:rPr>
-      </w:r>
-    </w:p>
-    <w:p>
-      <w:pPr>
-        <w:pStyle w:val="Normal"/>
+        <w:pStyle w:val="Prrafodelista"/>
+        <w:rPr>
+          <w:rFonts w:ascii="Abadi" w:hAnsi="Abadi"/>
+          <w:sz w:val="24"/>
+          <w:szCs w:val="24"/>
+          <w:lang w:val="es-MX"/>
+        </w:rPr>
+      </w:pPr>
+    </w:p>
+    <w:p>
+      <w:pPr>
+        <w:rPr>
+          <w:rFonts w:ascii="Abadi" w:hAnsi="Abadi"/>
+          <w:sz w:val="24"/>
+          <w:szCs w:val="24"/>
+          <w:lang w:val="es-MX"/>
+        </w:rPr>
+      </w:pPr>
+    </w:p>
+    <w:p>
+      <w:pPr>
         <w:rPr>
           <w:rFonts w:ascii="Abadi" w:hAnsi="Abadi"/>
           <w:sz w:val="40"/>
@@ -473,7 +585,7 @@
     </w:p>
     <w:p>
       <w:pPr>
-        <w:pStyle w:val="ListParagraph"/>
+        <w:pStyle w:val="Prrafodelista"/>
         <w:numPr>
           <w:ilvl w:val="0"/>
           <w:numId w:val="2"/>
@@ -491,20 +603,12 @@
           <w:sz w:val="24"/>
           <w:szCs w:val="24"/>
         </w:rPr>
-        <w:t>Cuando el estado del lobby pasa a ser “Confirmado” se notifica</w:t>
-      </w:r>
-      <w:r>
-        <w:rPr>
-          <w:rFonts w:ascii="Abadi" w:hAnsi="Abadi"/>
-          <w:sz w:val="24"/>
-          <w:szCs w:val="24"/>
-        </w:rPr>
-        <w:t xml:space="preserve"> a los 4 jugadores.</w:t>
-      </w:r>
-    </w:p>
-    <w:p>
-      <w:pPr>
-        <w:pStyle w:val="ListParagraph"/>
+        <w:t>Cuando el estado del lobby pasa a ser “Confirmado” se notifica a los 4 jugadores.</w:t>
+      </w:r>
+    </w:p>
+    <w:p>
+      <w:pPr>
+        <w:pStyle w:val="Prrafodelista"/>
         <w:numPr>
           <w:ilvl w:val="0"/>
           <w:numId w:val="2"/>
@@ -522,36 +626,30 @@
           <w:sz w:val="24"/>
           <w:szCs w:val="24"/>
         </w:rPr>
-        <w:t>2 horas antes del horario del turno</w:t>
-      </w:r>
-      <w:r>
-        <w:rPr>
-          <w:rFonts w:ascii="Abadi" w:hAnsi="Abadi"/>
-          <w:sz w:val="24"/>
-          <w:szCs w:val="24"/>
-        </w:rPr>
-        <w:t xml:space="preserve">, el sistema </w:t>
-      </w:r>
-      <w:r>
-        <w:rPr>
-          <w:rFonts w:ascii="Abadi" w:hAnsi="Abadi"/>
-          <w:sz w:val="24"/>
-          <w:szCs w:val="24"/>
-        </w:rPr>
-        <w:t>envia un recordatorio a los jugadores</w:t>
-      </w:r>
-      <w:r>
-        <w:rPr>
-          <w:rFonts w:ascii="Abadi" w:hAnsi="Abadi"/>
-          <w:sz w:val="24"/>
-          <w:szCs w:val="24"/>
-        </w:rPr>
-        <w:t>.</w:t>
-      </w:r>
-    </w:p>
-    <w:p>
-      <w:pPr>
-        <w:pStyle w:val="ListParagraph"/>
+        <w:t xml:space="preserve">2 horas antes del horario del turno, el sistema </w:t>
+      </w:r>
+      <w:proofErr w:type="spellStart"/>
+      <w:r>
+        <w:rPr>
+          <w:rFonts w:ascii="Abadi" w:hAnsi="Abadi"/>
+          <w:sz w:val="24"/>
+          <w:szCs w:val="24"/>
+        </w:rPr>
+        <w:t>envia</w:t>
+      </w:r>
+      <w:proofErr w:type="spellEnd"/>
+      <w:r>
+        <w:rPr>
+          <w:rFonts w:ascii="Abadi" w:hAnsi="Abadi"/>
+          <w:sz w:val="24"/>
+          <w:szCs w:val="24"/>
+        </w:rPr>
+        <w:t xml:space="preserve"> un recordatorio a los jugadores.</w:t>
+      </w:r>
+    </w:p>
+    <w:p>
+      <w:pPr>
+        <w:pStyle w:val="Prrafodelista"/>
         <w:numPr>
           <w:ilvl w:val="0"/>
           <w:numId w:val="2"/>
@@ -569,44 +667,30 @@
           <w:sz w:val="24"/>
           <w:szCs w:val="24"/>
         </w:rPr>
-        <w:t xml:space="preserve">Al </w:t>
-      </w:r>
-      <w:r>
-        <w:rPr>
-          <w:rFonts w:ascii="Abadi" w:hAnsi="Abadi"/>
-          <w:sz w:val="24"/>
-          <w:szCs w:val="24"/>
-        </w:rPr>
-        <w:t>terminar el horario de</w:t>
-      </w:r>
-      <w:r>
-        <w:rPr>
-          <w:rFonts w:ascii="Abadi" w:hAnsi="Abadi"/>
-          <w:sz w:val="24"/>
-          <w:szCs w:val="24"/>
-        </w:rPr>
-        <w:t xml:space="preserve"> un partido, el sistema </w:t>
-      </w:r>
-      <w:r>
-        <w:rPr>
-          <w:rFonts w:ascii="Abadi" w:hAnsi="Abadi"/>
-          <w:sz w:val="24"/>
-          <w:szCs w:val="24"/>
-        </w:rPr>
-        <w:t xml:space="preserve">marca el turno como  “Finalizado” y </w:t>
-      </w:r>
-      <w:r>
-        <w:rPr>
-          <w:rFonts w:ascii="Abadi" w:hAnsi="Abadi"/>
-          <w:sz w:val="24"/>
-          <w:szCs w:val="24"/>
-        </w:rPr>
-        <w:t>notifica a los participantes.</w:t>
-      </w:r>
-    </w:p>
-    <w:p>
-      <w:pPr>
-        <w:pStyle w:val="ListParagraph"/>
+        <w:t xml:space="preserve">Al terminar el horario de un partido, el sistema marca el turno </w:t>
+      </w:r>
+      <w:proofErr w:type="gramStart"/>
+      <w:r>
+        <w:rPr>
+          <w:rFonts w:ascii="Abadi" w:hAnsi="Abadi"/>
+          <w:sz w:val="24"/>
+          <w:szCs w:val="24"/>
+        </w:rPr>
+        <w:t>como  “</w:t>
+      </w:r>
+      <w:proofErr w:type="gramEnd"/>
+      <w:r>
+        <w:rPr>
+          <w:rFonts w:ascii="Abadi" w:hAnsi="Abadi"/>
+          <w:sz w:val="24"/>
+          <w:szCs w:val="24"/>
+        </w:rPr>
+        <w:t>Finalizado” y notifica a los participantes.</w:t>
+      </w:r>
+    </w:p>
+    <w:p>
+      <w:pPr>
+        <w:pStyle w:val="Prrafodelista"/>
         <w:numPr>
           <w:ilvl w:val="0"/>
           <w:numId w:val="2"/>
@@ -625,39 +709,60 @@
           <w:szCs w:val="24"/>
           <w:lang w:val="es-MX"/>
         </w:rPr>
-        <w:t xml:space="preserve">Si un jugador cancela su asistencia a un Lobby Confirmado con menos de </w:t>
-      </w:r>
-      <w:r>
-        <w:rPr>
-          <w:rFonts w:ascii="Abadi" w:hAnsi="Abadi"/>
-          <w:sz w:val="24"/>
-          <w:szCs w:val="24"/>
-          <w:lang w:val="es-MX"/>
-        </w:rPr>
-        <w:t>12</w:t>
-      </w:r>
-      <w:r>
-        <w:rPr>
-          <w:rFonts w:ascii="Abadi" w:hAnsi="Abadi"/>
-          <w:sz w:val="24"/>
-          <w:szCs w:val="24"/>
-          <w:lang w:val="es-MX"/>
-        </w:rPr>
-        <w:t xml:space="preserve"> horas de anticipación, recibirá una penalización en su </w:t>
-      </w:r>
-      <w:r>
-        <w:rPr>
-          <w:rFonts w:ascii="Abadi" w:hAnsi="Abadi"/>
-          <w:sz w:val="24"/>
-          <w:szCs w:val="24"/>
-          <w:lang w:val="es-MX"/>
-        </w:rPr>
-        <w:t>cuenta.</w:t>
-      </w:r>
-    </w:p>
-    <w:p>
-      <w:pPr>
-        <w:pStyle w:val="ListParagraph"/>
+        <w:t>Si un jugador cancela su asistencia a un Lobby Confirmado con menos de 12 horas de anticipación, recibirá una penalización en su cuenta.</w:t>
+      </w:r>
+    </w:p>
+    <w:p>
+      <w:pPr>
+        <w:pStyle w:val="Prrafodelista"/>
+        <w:rPr>
+          <w:rFonts w:ascii="Abadi" w:hAnsi="Abadi"/>
+          <w:sz w:val="24"/>
+          <w:szCs w:val="24"/>
+          <w:lang w:val="es-MX"/>
+        </w:rPr>
+      </w:pPr>
+      <w:r>
+        <w:rPr>
+          <w:rFonts w:ascii="Abadi" w:hAnsi="Abadi"/>
+          <w:sz w:val="24"/>
+          <w:szCs w:val="24"/>
+        </w:rPr>
+        <w:t>Si una solicitud para unirse a un lobby es rechazada, su estado se actualiza a 'Rechazada' y se conserva el registro para métricas.</w:t>
+      </w:r>
+    </w:p>
+    <w:p>
+      <w:pPr>
+        <w:rPr>
+          <w:rFonts w:ascii="Abadi" w:hAnsi="Abadi"/>
+          <w:sz w:val="40"/>
+          <w:szCs w:val="40"/>
+          <w:lang w:val="es-MX"/>
+        </w:rPr>
+      </w:pPr>
+    </w:p>
+    <w:p>
+      <w:pPr>
+        <w:rPr>
+          <w:rFonts w:ascii="Abadi" w:hAnsi="Abadi"/>
+          <w:sz w:val="40"/>
+          <w:szCs w:val="40"/>
+          <w:lang w:val="es-MX"/>
+        </w:rPr>
+      </w:pPr>
+      <w:r>
+        <w:rPr>
+          <w:rFonts w:ascii="Abadi" w:hAnsi="Abadi"/>
+          <w:sz w:val="40"/>
+          <w:szCs w:val="40"/>
+          <w:lang w:val="es-MX"/>
+        </w:rPr>
+        <w:t>Inferencias</w:t>
+      </w:r>
+    </w:p>
+    <w:p>
+      <w:pPr>
+        <w:pStyle w:val="Prrafodelista"/>
         <w:numPr>
           <w:ilvl w:val="0"/>
           <w:numId w:val="2"/>
@@ -666,80 +771,20 @@
           <w:rFonts w:ascii="Abadi" w:hAnsi="Abadi"/>
           <w:sz w:val="24"/>
           <w:szCs w:val="24"/>
-          <w:lang w:val="es-MX"/>
-        </w:rPr>
-      </w:pPr>
-      <w:r>
-        <w:rPr>
-          <w:rFonts w:ascii="Abadi" w:hAnsi="Abadi"/>
-          <w:sz w:val="24"/>
-          <w:szCs w:val="24"/>
-          <w:lang w:val="es-MX"/>
-        </w:rPr>
-        <w:t>Si una solicitud para unirse a un lobby es rechazada, esta es eliminada.</w:t>
-      </w:r>
-    </w:p>
-    <w:p>
-      <w:pPr>
-        <w:pStyle w:val="ListParagraph"/>
-        <w:rPr>
-          <w:rFonts w:ascii="Abadi" w:hAnsi="Abadi"/>
-          <w:sz w:val="24"/>
-          <w:szCs w:val="24"/>
-          <w:lang w:val="es-MX"/>
-        </w:rPr>
-      </w:pPr>
-      <w:r>
-        <w:rPr>
-          <w:rFonts w:ascii="Abadi" w:hAnsi="Abadi"/>
-          <w:sz w:val="24"/>
-          <w:szCs w:val="24"/>
-          <w:lang w:val="es-MX"/>
-        </w:rPr>
-      </w:r>
-    </w:p>
-    <w:p>
-      <w:pPr>
-        <w:pStyle w:val="Normal"/>
-        <w:rPr>
-          <w:rFonts w:ascii="Abadi" w:hAnsi="Abadi"/>
-          <w:sz w:val="40"/>
-          <w:szCs w:val="40"/>
-          <w:lang w:val="es-MX"/>
-        </w:rPr>
-      </w:pPr>
-      <w:r>
-        <w:rPr>
-          <w:rFonts w:ascii="Abadi" w:hAnsi="Abadi"/>
-          <w:sz w:val="40"/>
-          <w:szCs w:val="40"/>
-          <w:lang w:val="es-MX"/>
-        </w:rPr>
-      </w:r>
-    </w:p>
-    <w:p>
-      <w:pPr>
-        <w:pStyle w:val="Normal"/>
-        <w:rPr>
-          <w:rFonts w:ascii="Abadi" w:hAnsi="Abadi"/>
-          <w:sz w:val="40"/>
-          <w:szCs w:val="40"/>
-          <w:lang w:val="es-MX"/>
-        </w:rPr>
-      </w:pPr>
-      <w:r>
-        <w:rPr>
-          <w:rFonts w:ascii="Abadi" w:hAnsi="Abadi"/>
-          <w:sz w:val="40"/>
-          <w:szCs w:val="40"/>
-          <w:lang w:val="es-MX"/>
-        </w:rPr>
-        <w:t>Inferencias</w:t>
-      </w:r>
-    </w:p>
-    <w:p>
-      <w:pPr>
-        <w:pStyle w:val="ListParagraph"/>
+        </w:rPr>
+      </w:pPr>
+      <w:r>
+        <w:rPr>
+          <w:rFonts w:ascii="Abadi" w:hAnsi="Abadi"/>
+          <w:sz w:val="24"/>
+          <w:szCs w:val="24"/>
+        </w:rPr>
+        <w:t>Si un jugador tiene un promedio de evaluación &gt; 4.5 estrellas tras 5 partidos se pone como "Jugador Destacado".</w:t>
+      </w:r>
+    </w:p>
+    <w:p>
+      <w:pPr>
+        <w:pStyle w:val="Prrafodelista"/>
         <w:numPr>
           <w:ilvl w:val="0"/>
           <w:numId w:val="2"/>
@@ -756,12 +801,12 @@
           <w:sz w:val="24"/>
           <w:szCs w:val="24"/>
         </w:rPr>
-        <w:t>Si un jugador tiene un promedio de evaluación &gt; 4.5 estrellas tras 5 partidos se pone como "Jugador Destacado".</w:t>
-      </w:r>
-    </w:p>
-    <w:p>
-      <w:pPr>
-        <w:pStyle w:val="ListParagraph"/>
+        <w:t>Si un horario específico tiene una ocupación &gt; 90% en las últimas 4 semanas entonces pasa a ser "Horario de Alta Demanda" para la aplicación de precios dinámicos.</w:t>
+      </w:r>
+    </w:p>
+    <w:p>
+      <w:pPr>
+        <w:pStyle w:val="Prrafodelista"/>
         <w:numPr>
           <w:ilvl w:val="0"/>
           <w:numId w:val="2"/>
@@ -778,92 +823,177 @@
           <w:sz w:val="24"/>
           <w:szCs w:val="24"/>
         </w:rPr>
-        <w:t>Si un horario específico tiene una ocupación &gt; 90% en las últimas 4 semanas entonces pasa a ser "Horario de Alta Demanda" para la aplicación de precios dinámicos.</w:t>
-      </w:r>
-    </w:p>
-    <w:p>
-      <w:pPr>
-        <w:pStyle w:val="ListParagraph"/>
-        <w:numPr>
-          <w:ilvl w:val="0"/>
-          <w:numId w:val="2"/>
-        </w:numPr>
-        <w:rPr>
-          <w:rFonts w:ascii="Abadi" w:hAnsi="Abadi"/>
-          <w:sz w:val="24"/>
-          <w:szCs w:val="24"/>
-        </w:rPr>
-      </w:pPr>
-      <w:r>
-        <w:rPr>
-          <w:rFonts w:ascii="Abadi" w:hAnsi="Abadi"/>
-          <w:sz w:val="24"/>
-          <w:szCs w:val="24"/>
-        </w:rPr>
         <w:t>Si un usuario cancela más de 3 turnos con menos de 6 horas de preaviso en un mes entonces pasa a ser "Usuario poco confiable" y bloquear temporalmente su capacidad de abrir Lobbies.</w:t>
       </w:r>
     </w:p>
     <w:p>
       <w:pPr>
-        <w:pStyle w:val="ListParagraph"/>
-        <w:rPr>
-          <w:rFonts w:ascii="Abadi" w:hAnsi="Abadi"/>
-          <w:sz w:val="24"/>
-          <w:szCs w:val="24"/>
-        </w:rPr>
-      </w:pPr>
-      <w:r>
-        <w:rPr>
-          <w:rFonts w:ascii="Abadi" w:hAnsi="Abadi"/>
-          <w:sz w:val="24"/>
-          <w:szCs w:val="24"/>
-        </w:rPr>
-      </w:r>
-    </w:p>
-    <w:p>
-      <w:pPr>
-        <w:pStyle w:val="Normal"/>
-        <w:spacing w:before="0" w:after="160"/>
+        <w:pStyle w:val="Prrafodelista"/>
+        <w:rPr>
+          <w:rFonts w:ascii="Abadi" w:hAnsi="Abadi"/>
+          <w:sz w:val="24"/>
+          <w:szCs w:val="24"/>
+        </w:rPr>
+      </w:pPr>
+    </w:p>
+    <w:p>
+      <w:pPr>
         <w:rPr>
           <w:sz w:val="28"/>
           <w:szCs w:val="28"/>
           <w:lang w:val="es-MX"/>
         </w:rPr>
       </w:pPr>
-      <w:r>
-        <w:rPr>
-          <w:sz w:val="28"/>
-          <w:szCs w:val="28"/>
-          <w:lang w:val="es-MX"/>
-        </w:rPr>
-      </w:r>
     </w:p>
     <w:sectPr>
-      <w:type w:val="nextPage"/>
       <w:pgSz w:w="11906" w:h="16838"/>
-      <w:pgMar w:left="1701" w:right="1701" w:gutter="0" w:header="0" w:top="1417" w:footer="0" w:bottom="1417"/>
-      <w:pgNumType w:fmt="decimal"/>
-      <w:formProt w:val="false"/>
-      <w:textDirection w:val="lrTb"/>
-      <w:docGrid w:type="default" w:linePitch="360" w:charSpace="0"/>
+      <w:pgMar w:top="1417" w:right="1701" w:bottom="1417" w:left="1701" w:header="0" w:footer="0" w:gutter="0"/>
+      <w:cols w:space="720"/>
+      <w:formProt w:val="0"/>
+      <w:docGrid w:linePitch="360"/>
     </w:sectPr>
   </w:body>
 </w:document>
 </file>
 
 <file path=word/numbering.xml><?xml version="1.0" encoding="utf-8"?>
-<w:numbering xmlns:w="http://schemas.openxmlformats.org/wordprocessingml/2006/main" xmlns:o="urn:schemas-microsoft-com:office:office" xmlns:r="http://schemas.openxmlformats.org/officeDocument/2006/relationships" xmlns:v="urn:schemas-microsoft-com:vml" xmlns:mc="http://schemas.openxmlformats.org/markup-compatibility/2006" xmlns:w14="http://schemas.microsoft.com/office/word/2010/wordml" mc:Ignorable="w14">
-  <w:abstractNum w:abstractNumId="1">
+<w:numbering xmlns:wpc="http://schemas.microsoft.com/office/word/2010/wordprocessingCanvas" xmlns:cx="http://schemas.microsoft.com/office/drawing/2014/chartex" xmlns:cx1="http://schemas.microsoft.com/office/drawing/2015/9/8/chartex" xmlns:cx2="http://schemas.microsoft.com/office/drawing/2015/10/21/chartex" xmlns:cx3="http://schemas.microsoft.com/office/drawing/2016/5/9/chartex" xmlns:cx4="http://schemas.microsoft.com/office/drawing/2016/5/10/chartex" xmlns:cx5="http://schemas.microsoft.com/office/drawing/2016/5/11/chartex" xmlns:cx6="http://schemas.microsoft.com/office/drawing/2016/5/12/chartex" xmlns:cx7="http://schemas.microsoft.com/office/drawing/2016/5/13/chartex" xmlns:cx8="http://schemas.microsoft.com/office/drawing/2016/5/14/chartex" xmlns:mc="http://schemas.openxmlformats.org/markup-compatibility/2006" xmlns:aink="http://schemas.microsoft.com/office/drawing/2016/ink" xmlns:am3d="http://schemas.microsoft.com/office/drawing/2017/model3d" xmlns:o="urn:schemas-microsoft-com:office:office" xmlns:oel="http://schemas.microsoft.com/office/2019/extlst" xmlns:r="http://schemas.openxmlformats.org/officeDocument/2006/relationships" xmlns:m="http://schemas.openxmlformats.org/officeDocument/2006/math" xmlns:v="urn:schemas-microsoft-com:vml" xmlns:wp14="http://schemas.microsoft.com/office/word/2010/wordprocessingDrawing" xmlns:wp="http://schemas.openxmlformats.org/drawingml/2006/wordprocessingDrawing" xmlns:w10="urn:schemas-microsoft-com:office:word" xmlns:w="http://schemas.openxmlformats.org/wordprocessingml/2006/main" xmlns:w14="http://schemas.microsoft.com/office/word/2010/wordml" xmlns:w15="http://schemas.microsoft.com/office/word/2012/wordml" xmlns:w16cex="http://schemas.microsoft.com/office/word/2018/wordml/cex" xmlns:w16cid="http://schemas.microsoft.com/office/word/2016/wordml/cid" xmlns:w16="http://schemas.microsoft.com/office/word/2018/wordml" xmlns:w16du="http://schemas.microsoft.com/office/word/2023/wordml/word16du" xmlns:w16sdtdh="http://schemas.microsoft.com/office/word/2020/wordml/sdtdatahash" xmlns:w16sdtfl="http://schemas.microsoft.com/office/word/2024/wordml/sdtformatlock" xmlns:w16se="http://schemas.microsoft.com/office/word/2015/wordml/symex" xmlns:wpg="http://schemas.microsoft.com/office/word/2010/wordprocessingGroup" xmlns:wpi="http://schemas.microsoft.com/office/word/2010/wordprocessingInk" xmlns:wne="http://schemas.microsoft.com/office/word/2006/wordml" xmlns:wps="http://schemas.microsoft.com/office/word/2010/wordprocessingShape" mc:Ignorable="w14 w15 w16se w16cid w16 w16cex w16sdtdh w16sdtfl w16du wp14">
+  <w:abstractNum w:abstractNumId="0" w15:restartNumberingAfterBreak="0">
+    <w:nsid w:val="079228B7"/>
+    <w:multiLevelType w:val="multilevel"/>
+    <w:tmpl w:val="66E4C590"/>
+    <w:lvl w:ilvl="0">
+      <w:start w:val="1"/>
+      <w:numFmt w:val="none"/>
+      <w:suff w:val="nothing"/>
+      <w:lvlText w:val=""/>
+      <w:lvlJc w:val="left"/>
+      <w:pPr>
+        <w:tabs>
+          <w:tab w:val="num" w:pos="0"/>
+        </w:tabs>
+        <w:ind w:left="0" w:firstLine="0"/>
+      </w:pPr>
+    </w:lvl>
+    <w:lvl w:ilvl="1">
+      <w:start w:val="1"/>
+      <w:numFmt w:val="none"/>
+      <w:suff w:val="nothing"/>
+      <w:lvlText w:val=""/>
+      <w:lvlJc w:val="left"/>
+      <w:pPr>
+        <w:tabs>
+          <w:tab w:val="num" w:pos="0"/>
+        </w:tabs>
+        <w:ind w:left="0" w:firstLine="0"/>
+      </w:pPr>
+    </w:lvl>
+    <w:lvl w:ilvl="2">
+      <w:start w:val="1"/>
+      <w:numFmt w:val="none"/>
+      <w:suff w:val="nothing"/>
+      <w:lvlText w:val=""/>
+      <w:lvlJc w:val="left"/>
+      <w:pPr>
+        <w:tabs>
+          <w:tab w:val="num" w:pos="0"/>
+        </w:tabs>
+        <w:ind w:left="0" w:firstLine="0"/>
+      </w:pPr>
+    </w:lvl>
+    <w:lvl w:ilvl="3">
+      <w:start w:val="1"/>
+      <w:numFmt w:val="none"/>
+      <w:suff w:val="nothing"/>
+      <w:lvlText w:val=""/>
+      <w:lvlJc w:val="left"/>
+      <w:pPr>
+        <w:tabs>
+          <w:tab w:val="num" w:pos="0"/>
+        </w:tabs>
+        <w:ind w:left="0" w:firstLine="0"/>
+      </w:pPr>
+    </w:lvl>
+    <w:lvl w:ilvl="4">
+      <w:start w:val="1"/>
+      <w:numFmt w:val="none"/>
+      <w:suff w:val="nothing"/>
+      <w:lvlText w:val=""/>
+      <w:lvlJc w:val="left"/>
+      <w:pPr>
+        <w:tabs>
+          <w:tab w:val="num" w:pos="0"/>
+        </w:tabs>
+        <w:ind w:left="0" w:firstLine="0"/>
+      </w:pPr>
+    </w:lvl>
+    <w:lvl w:ilvl="5">
+      <w:start w:val="1"/>
+      <w:numFmt w:val="none"/>
+      <w:suff w:val="nothing"/>
+      <w:lvlText w:val=""/>
+      <w:lvlJc w:val="left"/>
+      <w:pPr>
+        <w:tabs>
+          <w:tab w:val="num" w:pos="0"/>
+        </w:tabs>
+        <w:ind w:left="0" w:firstLine="0"/>
+      </w:pPr>
+    </w:lvl>
+    <w:lvl w:ilvl="6">
+      <w:start w:val="1"/>
+      <w:numFmt w:val="none"/>
+      <w:suff w:val="nothing"/>
+      <w:lvlText w:val=""/>
+      <w:lvlJc w:val="left"/>
+      <w:pPr>
+        <w:tabs>
+          <w:tab w:val="num" w:pos="0"/>
+        </w:tabs>
+        <w:ind w:left="0" w:firstLine="0"/>
+      </w:pPr>
+    </w:lvl>
+    <w:lvl w:ilvl="7">
+      <w:start w:val="1"/>
+      <w:numFmt w:val="none"/>
+      <w:suff w:val="nothing"/>
+      <w:lvlText w:val=""/>
+      <w:lvlJc w:val="left"/>
+      <w:pPr>
+        <w:tabs>
+          <w:tab w:val="num" w:pos="0"/>
+        </w:tabs>
+        <w:ind w:left="0" w:firstLine="0"/>
+      </w:pPr>
+    </w:lvl>
+    <w:lvl w:ilvl="8">
+      <w:start w:val="1"/>
+      <w:numFmt w:val="none"/>
+      <w:suff w:val="nothing"/>
+      <w:lvlText w:val=""/>
+      <w:lvlJc w:val="left"/>
+      <w:pPr>
+        <w:tabs>
+          <w:tab w:val="num" w:pos="0"/>
+        </w:tabs>
+        <w:ind w:left="0" w:firstLine="0"/>
+      </w:pPr>
+    </w:lvl>
+  </w:abstractNum>
+  <w:abstractNum w:abstractNumId="1" w15:restartNumberingAfterBreak="0">
+    <w:nsid w:val="392C7C96"/>
+    <w:multiLevelType w:val="multilevel"/>
+    <w:tmpl w:val="91D28BBE"/>
     <w:lvl w:ilvl="0">
       <w:start w:val="1"/>
       <w:numFmt w:val="bullet"/>
       <w:lvlText w:val=""/>
-      <w:lvlJc w:val="start"/>
-      <w:pPr>
-        <w:tabs>
-          <w:tab w:val="num" w:pos="0"/>
-        </w:tabs>
-        <w:ind w:start="720" w:hanging="360"/>
+      <w:lvlJc w:val="left"/>
+      <w:pPr>
+        <w:tabs>
+          <w:tab w:val="num" w:pos="0"/>
+        </w:tabs>
+        <w:ind w:left="720" w:hanging="360"/>
       </w:pPr>
       <w:rPr>
         <w:rFonts w:ascii="Symbol" w:hAnsi="Symbol" w:cs="Symbol" w:hint="default"/>
@@ -873,12 +1003,12 @@
       <w:start w:val="1"/>
       <w:numFmt w:val="bullet"/>
       <w:lvlText w:val="o"/>
-      <w:lvlJc w:val="start"/>
-      <w:pPr>
-        <w:tabs>
-          <w:tab w:val="num" w:pos="0"/>
-        </w:tabs>
-        <w:ind w:start="1440" w:hanging="360"/>
+      <w:lvlJc w:val="left"/>
+      <w:pPr>
+        <w:tabs>
+          <w:tab w:val="num" w:pos="0"/>
+        </w:tabs>
+        <w:ind w:left="1440" w:hanging="360"/>
       </w:pPr>
       <w:rPr>
         <w:rFonts w:ascii="Courier New" w:hAnsi="Courier New" w:cs="Courier New" w:hint="default"/>
@@ -888,12 +1018,12 @@
       <w:start w:val="1"/>
       <w:numFmt w:val="bullet"/>
       <w:lvlText w:val=""/>
-      <w:lvlJc w:val="start"/>
-      <w:pPr>
-        <w:tabs>
-          <w:tab w:val="num" w:pos="0"/>
-        </w:tabs>
-        <w:ind w:start="2160" w:hanging="360"/>
+      <w:lvlJc w:val="left"/>
+      <w:pPr>
+        <w:tabs>
+          <w:tab w:val="num" w:pos="0"/>
+        </w:tabs>
+        <w:ind w:left="2160" w:hanging="360"/>
       </w:pPr>
       <w:rPr>
         <w:rFonts w:ascii="Wingdings" w:hAnsi="Wingdings" w:cs="Wingdings" w:hint="default"/>
@@ -903,12 +1033,12 @@
       <w:start w:val="1"/>
       <w:numFmt w:val="bullet"/>
       <w:lvlText w:val=""/>
-      <w:lvlJc w:val="start"/>
-      <w:pPr>
-        <w:tabs>
-          <w:tab w:val="num" w:pos="0"/>
-        </w:tabs>
-        <w:ind w:start="2880" w:hanging="360"/>
+      <w:lvlJc w:val="left"/>
+      <w:pPr>
+        <w:tabs>
+          <w:tab w:val="num" w:pos="0"/>
+        </w:tabs>
+        <w:ind w:left="2880" w:hanging="360"/>
       </w:pPr>
       <w:rPr>
         <w:rFonts w:ascii="Symbol" w:hAnsi="Symbol" w:cs="Symbol" w:hint="default"/>
@@ -918,12 +1048,12 @@
       <w:start w:val="1"/>
       <w:numFmt w:val="bullet"/>
       <w:lvlText w:val="o"/>
-      <w:lvlJc w:val="start"/>
-      <w:pPr>
-        <w:tabs>
-          <w:tab w:val="num" w:pos="0"/>
-        </w:tabs>
-        <w:ind w:start="3600" w:hanging="360"/>
+      <w:lvlJc w:val="left"/>
+      <w:pPr>
+        <w:tabs>
+          <w:tab w:val="num" w:pos="0"/>
+        </w:tabs>
+        <w:ind w:left="3600" w:hanging="360"/>
       </w:pPr>
       <w:rPr>
         <w:rFonts w:ascii="Courier New" w:hAnsi="Courier New" w:cs="Courier New" w:hint="default"/>
@@ -933,12 +1063,12 @@
       <w:start w:val="1"/>
       <w:numFmt w:val="bullet"/>
       <w:lvlText w:val=""/>
-      <w:lvlJc w:val="start"/>
-      <w:pPr>
-        <w:tabs>
-          <w:tab w:val="num" w:pos="0"/>
-        </w:tabs>
-        <w:ind w:start="4320" w:hanging="360"/>
+      <w:lvlJc w:val="left"/>
+      <w:pPr>
+        <w:tabs>
+          <w:tab w:val="num" w:pos="0"/>
+        </w:tabs>
+        <w:ind w:left="4320" w:hanging="360"/>
       </w:pPr>
       <w:rPr>
         <w:rFonts w:ascii="Wingdings" w:hAnsi="Wingdings" w:cs="Wingdings" w:hint="default"/>
@@ -948,12 +1078,12 @@
       <w:start w:val="1"/>
       <w:numFmt w:val="bullet"/>
       <w:lvlText w:val=""/>
-      <w:lvlJc w:val="start"/>
-      <w:pPr>
-        <w:tabs>
-          <w:tab w:val="num" w:pos="0"/>
-        </w:tabs>
-        <w:ind w:start="5040" w:hanging="360"/>
+      <w:lvlJc w:val="left"/>
+      <w:pPr>
+        <w:tabs>
+          <w:tab w:val="num" w:pos="0"/>
+        </w:tabs>
+        <w:ind w:left="5040" w:hanging="360"/>
       </w:pPr>
       <w:rPr>
         <w:rFonts w:ascii="Symbol" w:hAnsi="Symbol" w:cs="Symbol" w:hint="default"/>
@@ -963,12 +1093,12 @@
       <w:start w:val="1"/>
       <w:numFmt w:val="bullet"/>
       <w:lvlText w:val="o"/>
-      <w:lvlJc w:val="start"/>
-      <w:pPr>
-        <w:tabs>
-          <w:tab w:val="num" w:pos="0"/>
-        </w:tabs>
-        <w:ind w:start="5760" w:hanging="360"/>
+      <w:lvlJc w:val="left"/>
+      <w:pPr>
+        <w:tabs>
+          <w:tab w:val="num" w:pos="0"/>
+        </w:tabs>
+        <w:ind w:left="5760" w:hanging="360"/>
       </w:pPr>
       <w:rPr>
         <w:rFonts w:ascii="Courier New" w:hAnsi="Courier New" w:cs="Courier New" w:hint="default"/>
@@ -978,29 +1108,32 @@
       <w:start w:val="1"/>
       <w:numFmt w:val="bullet"/>
       <w:lvlText w:val=""/>
-      <w:lvlJc w:val="start"/>
-      <w:pPr>
-        <w:tabs>
-          <w:tab w:val="num" w:pos="0"/>
-        </w:tabs>
-        <w:ind w:start="6480" w:hanging="360"/>
+      <w:lvlJc w:val="left"/>
+      <w:pPr>
+        <w:tabs>
+          <w:tab w:val="num" w:pos="0"/>
+        </w:tabs>
+        <w:ind w:left="6480" w:hanging="360"/>
       </w:pPr>
       <w:rPr>
         <w:rFonts w:ascii="Wingdings" w:hAnsi="Wingdings" w:cs="Wingdings" w:hint="default"/>
       </w:rPr>
     </w:lvl>
   </w:abstractNum>
-  <w:abstractNum w:abstractNumId="2">
+  <w:abstractNum w:abstractNumId="2" w15:restartNumberingAfterBreak="0">
+    <w:nsid w:val="5BDF553E"/>
+    <w:multiLevelType w:val="multilevel"/>
+    <w:tmpl w:val="E0222B54"/>
     <w:lvl w:ilvl="0">
       <w:start w:val="1"/>
       <w:numFmt w:val="bullet"/>
       <w:lvlText w:val=""/>
-      <w:lvlJc w:val="start"/>
-      <w:pPr>
-        <w:tabs>
-          <w:tab w:val="num" w:pos="0"/>
-        </w:tabs>
-        <w:ind w:start="720" w:hanging="360"/>
+      <w:lvlJc w:val="left"/>
+      <w:pPr>
+        <w:tabs>
+          <w:tab w:val="num" w:pos="0"/>
+        </w:tabs>
+        <w:ind w:left="720" w:hanging="360"/>
       </w:pPr>
       <w:rPr>
         <w:rFonts w:ascii="Symbol" w:hAnsi="Symbol" w:cs="Symbol" w:hint="default"/>
@@ -1010,12 +1143,12 @@
       <w:start w:val="1"/>
       <w:numFmt w:val="bullet"/>
       <w:lvlText w:val="o"/>
-      <w:lvlJc w:val="start"/>
-      <w:pPr>
-        <w:tabs>
-          <w:tab w:val="num" w:pos="0"/>
-        </w:tabs>
-        <w:ind w:start="1440" w:hanging="360"/>
+      <w:lvlJc w:val="left"/>
+      <w:pPr>
+        <w:tabs>
+          <w:tab w:val="num" w:pos="0"/>
+        </w:tabs>
+        <w:ind w:left="1440" w:hanging="360"/>
       </w:pPr>
       <w:rPr>
         <w:rFonts w:ascii="Courier New" w:hAnsi="Courier New" w:cs="Courier New" w:hint="default"/>
@@ -1025,12 +1158,12 @@
       <w:start w:val="1"/>
       <w:numFmt w:val="bullet"/>
       <w:lvlText w:val=""/>
-      <w:lvlJc w:val="start"/>
-      <w:pPr>
-        <w:tabs>
-          <w:tab w:val="num" w:pos="0"/>
-        </w:tabs>
-        <w:ind w:start="2160" w:hanging="360"/>
+      <w:lvlJc w:val="left"/>
+      <w:pPr>
+        <w:tabs>
+          <w:tab w:val="num" w:pos="0"/>
+        </w:tabs>
+        <w:ind w:left="2160" w:hanging="360"/>
       </w:pPr>
       <w:rPr>
         <w:rFonts w:ascii="Wingdings" w:hAnsi="Wingdings" w:cs="Wingdings" w:hint="default"/>
@@ -1040,12 +1173,12 @@
       <w:start w:val="1"/>
       <w:numFmt w:val="bullet"/>
       <w:lvlText w:val=""/>
-      <w:lvlJc w:val="start"/>
-      <w:pPr>
-        <w:tabs>
-          <w:tab w:val="num" w:pos="0"/>
-        </w:tabs>
-        <w:ind w:start="2880" w:hanging="360"/>
+      <w:lvlJc w:val="left"/>
+      <w:pPr>
+        <w:tabs>
+          <w:tab w:val="num" w:pos="0"/>
+        </w:tabs>
+        <w:ind w:left="2880" w:hanging="360"/>
       </w:pPr>
       <w:rPr>
         <w:rFonts w:ascii="Symbol" w:hAnsi="Symbol" w:cs="Symbol" w:hint="default"/>
@@ -1055,12 +1188,12 @@
       <w:start w:val="1"/>
       <w:numFmt w:val="bullet"/>
       <w:lvlText w:val="o"/>
-      <w:lvlJc w:val="start"/>
-      <w:pPr>
-        <w:tabs>
-          <w:tab w:val="num" w:pos="0"/>
-        </w:tabs>
-        <w:ind w:start="3600" w:hanging="360"/>
+      <w:lvlJc w:val="left"/>
+      <w:pPr>
+        <w:tabs>
+          <w:tab w:val="num" w:pos="0"/>
+        </w:tabs>
+        <w:ind w:left="3600" w:hanging="360"/>
       </w:pPr>
       <w:rPr>
         <w:rFonts w:ascii="Courier New" w:hAnsi="Courier New" w:cs="Courier New" w:hint="default"/>
@@ -1070,12 +1203,12 @@
       <w:start w:val="1"/>
       <w:numFmt w:val="bullet"/>
       <w:lvlText w:val=""/>
-      <w:lvlJc w:val="start"/>
-      <w:pPr>
-        <w:tabs>
-          <w:tab w:val="num" w:pos="0"/>
-        </w:tabs>
-        <w:ind w:start="4320" w:hanging="360"/>
+      <w:lvlJc w:val="left"/>
+      <w:pPr>
+        <w:tabs>
+          <w:tab w:val="num" w:pos="0"/>
+        </w:tabs>
+        <w:ind w:left="4320" w:hanging="360"/>
       </w:pPr>
       <w:rPr>
         <w:rFonts w:ascii="Wingdings" w:hAnsi="Wingdings" w:cs="Wingdings" w:hint="default"/>
@@ -1085,12 +1218,12 @@
       <w:start w:val="1"/>
       <w:numFmt w:val="bullet"/>
       <w:lvlText w:val=""/>
-      <w:lvlJc w:val="start"/>
-      <w:pPr>
-        <w:tabs>
-          <w:tab w:val="num" w:pos="0"/>
-        </w:tabs>
-        <w:ind w:start="5040" w:hanging="360"/>
+      <w:lvlJc w:val="left"/>
+      <w:pPr>
+        <w:tabs>
+          <w:tab w:val="num" w:pos="0"/>
+        </w:tabs>
+        <w:ind w:left="5040" w:hanging="360"/>
       </w:pPr>
       <w:rPr>
         <w:rFonts w:ascii="Symbol" w:hAnsi="Symbol" w:cs="Symbol" w:hint="default"/>
@@ -1100,12 +1233,12 @@
       <w:start w:val="1"/>
       <w:numFmt w:val="bullet"/>
       <w:lvlText w:val="o"/>
-      <w:lvlJc w:val="start"/>
-      <w:pPr>
-        <w:tabs>
-          <w:tab w:val="num" w:pos="0"/>
-        </w:tabs>
-        <w:ind w:start="5760" w:hanging="360"/>
+      <w:lvlJc w:val="left"/>
+      <w:pPr>
+        <w:tabs>
+          <w:tab w:val="num" w:pos="0"/>
+        </w:tabs>
+        <w:ind w:left="5760" w:hanging="360"/>
       </w:pPr>
       <w:rPr>
         <w:rFonts w:ascii="Courier New" w:hAnsi="Courier New" w:cs="Courier New" w:hint="default"/>
@@ -1115,155 +1248,36 @@
       <w:start w:val="1"/>
       <w:numFmt w:val="bullet"/>
       <w:lvlText w:val=""/>
-      <w:lvlJc w:val="start"/>
-      <w:pPr>
-        <w:tabs>
-          <w:tab w:val="num" w:pos="0"/>
-        </w:tabs>
-        <w:ind w:start="6480" w:hanging="360"/>
+      <w:lvlJc w:val="left"/>
+      <w:pPr>
+        <w:tabs>
+          <w:tab w:val="num" w:pos="0"/>
+        </w:tabs>
+        <w:ind w:left="6480" w:hanging="360"/>
       </w:pPr>
       <w:rPr>
         <w:rFonts w:ascii="Wingdings" w:hAnsi="Wingdings" w:cs="Wingdings" w:hint="default"/>
       </w:rPr>
     </w:lvl>
   </w:abstractNum>
-  <w:abstractNum w:abstractNumId="3">
-    <w:lvl w:ilvl="0">
-      <w:start w:val="1"/>
-      <w:numFmt w:val="none"/>
-      <w:suff w:val="nothing"/>
-      <w:lvlText w:val=""/>
-      <w:lvlJc w:val="start"/>
-      <w:pPr>
-        <w:tabs>
-          <w:tab w:val="num" w:pos="0"/>
-        </w:tabs>
-        <w:ind w:start="0" w:hanging="0"/>
-      </w:pPr>
-    </w:lvl>
-    <w:lvl w:ilvl="1">
-      <w:start w:val="1"/>
-      <w:numFmt w:val="none"/>
-      <w:suff w:val="nothing"/>
-      <w:lvlText w:val=""/>
-      <w:lvlJc w:val="start"/>
-      <w:pPr>
-        <w:tabs>
-          <w:tab w:val="num" w:pos="0"/>
-        </w:tabs>
-        <w:ind w:start="0" w:hanging="0"/>
-      </w:pPr>
-    </w:lvl>
-    <w:lvl w:ilvl="2">
-      <w:start w:val="1"/>
-      <w:numFmt w:val="none"/>
-      <w:suff w:val="nothing"/>
-      <w:lvlText w:val=""/>
-      <w:lvlJc w:val="start"/>
-      <w:pPr>
-        <w:tabs>
-          <w:tab w:val="num" w:pos="0"/>
-        </w:tabs>
-        <w:ind w:start="0" w:hanging="0"/>
-      </w:pPr>
-    </w:lvl>
-    <w:lvl w:ilvl="3">
-      <w:start w:val="1"/>
-      <w:numFmt w:val="none"/>
-      <w:suff w:val="nothing"/>
-      <w:lvlText w:val=""/>
-      <w:lvlJc w:val="start"/>
-      <w:pPr>
-        <w:tabs>
-          <w:tab w:val="num" w:pos="0"/>
-        </w:tabs>
-        <w:ind w:start="0" w:hanging="0"/>
-      </w:pPr>
-    </w:lvl>
-    <w:lvl w:ilvl="4">
-      <w:start w:val="1"/>
-      <w:numFmt w:val="none"/>
-      <w:suff w:val="nothing"/>
-      <w:lvlText w:val=""/>
-      <w:lvlJc w:val="start"/>
-      <w:pPr>
-        <w:tabs>
-          <w:tab w:val="num" w:pos="0"/>
-        </w:tabs>
-        <w:ind w:start="0" w:hanging="0"/>
-      </w:pPr>
-    </w:lvl>
-    <w:lvl w:ilvl="5">
-      <w:start w:val="1"/>
-      <w:numFmt w:val="none"/>
-      <w:suff w:val="nothing"/>
-      <w:lvlText w:val=""/>
-      <w:lvlJc w:val="start"/>
-      <w:pPr>
-        <w:tabs>
-          <w:tab w:val="num" w:pos="0"/>
-        </w:tabs>
-        <w:ind w:start="0" w:hanging="0"/>
-      </w:pPr>
-    </w:lvl>
-    <w:lvl w:ilvl="6">
-      <w:start w:val="1"/>
-      <w:numFmt w:val="none"/>
-      <w:suff w:val="nothing"/>
-      <w:lvlText w:val=""/>
-      <w:lvlJc w:val="start"/>
-      <w:pPr>
-        <w:tabs>
-          <w:tab w:val="num" w:pos="0"/>
-        </w:tabs>
-        <w:ind w:start="0" w:hanging="0"/>
-      </w:pPr>
-    </w:lvl>
-    <w:lvl w:ilvl="7">
-      <w:start w:val="1"/>
-      <w:numFmt w:val="none"/>
-      <w:suff w:val="nothing"/>
-      <w:lvlText w:val=""/>
-      <w:lvlJc w:val="start"/>
-      <w:pPr>
-        <w:tabs>
-          <w:tab w:val="num" w:pos="0"/>
-        </w:tabs>
-        <w:ind w:start="0" w:hanging="0"/>
-      </w:pPr>
-    </w:lvl>
-    <w:lvl w:ilvl="8">
-      <w:start w:val="1"/>
-      <w:numFmt w:val="none"/>
-      <w:suff w:val="nothing"/>
-      <w:lvlText w:val=""/>
-      <w:lvlJc w:val="start"/>
-      <w:pPr>
-        <w:tabs>
-          <w:tab w:val="num" w:pos="0"/>
-        </w:tabs>
-        <w:ind w:start="0" w:hanging="0"/>
-      </w:pPr>
-    </w:lvl>
-  </w:abstractNum>
-  <w:num w:numId="1">
+  <w:num w:numId="1" w16cid:durableId="336156355">
+    <w:abstractNumId w:val="2"/>
+  </w:num>
+  <w:num w:numId="2" w16cid:durableId="817038172">
     <w:abstractNumId w:val="1"/>
   </w:num>
-  <w:num w:numId="2">
-    <w:abstractNumId w:val="2"/>
-  </w:num>
-  <w:num w:numId="3">
-    <w:abstractNumId w:val="3"/>
+  <w:num w:numId="3" w16cid:durableId="706568404">
+    <w:abstractNumId w:val="0"/>
   </w:num>
 </w:numbering>
 </file>
 
 <file path=word/styles.xml><?xml version="1.0" encoding="utf-8"?>
-<w:styles xmlns:w="http://schemas.openxmlformats.org/wordprocessingml/2006/main" xmlns:w14="http://schemas.microsoft.com/office/word/2010/wordml" xmlns:mc="http://schemas.openxmlformats.org/markup-compatibility/2006" mc:Ignorable="w14">
+<w:styles xmlns:mc="http://schemas.openxmlformats.org/markup-compatibility/2006" xmlns:r="http://schemas.openxmlformats.org/officeDocument/2006/relationships" xmlns:w="http://schemas.openxmlformats.org/wordprocessingml/2006/main" xmlns:w14="http://schemas.microsoft.com/office/word/2010/wordml" xmlns:w15="http://schemas.microsoft.com/office/word/2012/wordml" xmlns:w16cex="http://schemas.microsoft.com/office/word/2018/wordml/cex" xmlns:w16cid="http://schemas.microsoft.com/office/word/2016/wordml/cid" xmlns:w16="http://schemas.microsoft.com/office/word/2018/wordml" xmlns:w16du="http://schemas.microsoft.com/office/word/2023/wordml/word16du" xmlns:w16sdtdh="http://schemas.microsoft.com/office/word/2020/wordml/sdtdatahash" xmlns:w16sdtfl="http://schemas.microsoft.com/office/word/2024/wordml/sdtformatlock" xmlns:w16se="http://schemas.microsoft.com/office/word/2015/wordml/symex" mc:Ignorable="w14 w15 w16se w16cid w16 w16cex w16sdtdh w16sdtfl w16du">
   <w:docDefaults>
     <w:rPrDefault>
       <w:rPr>
-        <w:rFonts w:ascii="Aptos" w:hAnsi="Aptos" w:eastAsia="Aptos" w:cs="" w:asciiTheme="minorHAnsi" w:cstheme="minorBidi" w:eastAsiaTheme="minorHAnsi" w:hAnsiTheme="minorHAnsi"/>
+        <w:rFonts w:asciiTheme="minorHAnsi" w:eastAsiaTheme="minorHAnsi" w:hAnsiTheme="minorHAnsi" w:cstheme="minorBidi"/>
         <w:kern w:val="2"/>
         <w:sz w:val="22"/>
         <w:szCs w:val="22"/>
@@ -1273,21 +1287,21 @@
     </w:rPrDefault>
     <w:pPrDefault>
       <w:pPr>
-        <w:suppressAutoHyphens w:val="true"/>
+        <w:suppressAutoHyphens/>
       </w:pPr>
     </w:pPrDefault>
   </w:docDefaults>
   <w:latentStyles w:defLockedState="0" w:defUIPriority="99" w:defSemiHidden="0" w:defUnhideWhenUsed="0" w:defQFormat="0" w:count="376">
     <w:lsdException w:name="Normal" w:uiPriority="0" w:qFormat="1"/>
     <w:lsdException w:name="heading 1" w:uiPriority="9" w:qFormat="1"/>
-    <w:lsdException w:name="heading 2" w:uiPriority="9" w:semiHidden="1" w:unhideWhenUsed="1" w:qFormat="1"/>
-    <w:lsdException w:name="heading 3" w:uiPriority="9" w:semiHidden="1" w:unhideWhenUsed="1" w:qFormat="1"/>
-    <w:lsdException w:name="heading 4" w:uiPriority="9" w:semiHidden="1" w:unhideWhenUsed="1" w:qFormat="1"/>
-    <w:lsdException w:name="heading 5" w:uiPriority="9" w:semiHidden="1" w:unhideWhenUsed="1" w:qFormat="1"/>
-    <w:lsdException w:name="heading 6" w:uiPriority="9" w:semiHidden="1" w:unhideWhenUsed="1" w:qFormat="1"/>
-    <w:lsdException w:name="heading 7" w:uiPriority="9" w:semiHidden="1" w:unhideWhenUsed="1" w:qFormat="1"/>
-    <w:lsdException w:name="heading 8" w:uiPriority="9" w:semiHidden="1" w:unhideWhenUsed="1" w:qFormat="1"/>
-    <w:lsdException w:name="heading 9" w:uiPriority="9" w:semiHidden="1" w:unhideWhenUsed="1" w:qFormat="1"/>
+    <w:lsdException w:name="heading 2" w:semiHidden="1" w:uiPriority="9" w:unhideWhenUsed="1" w:qFormat="1"/>
+    <w:lsdException w:name="heading 3" w:semiHidden="1" w:uiPriority="9" w:unhideWhenUsed="1" w:qFormat="1"/>
+    <w:lsdException w:name="heading 4" w:semiHidden="1" w:uiPriority="9" w:unhideWhenUsed="1" w:qFormat="1"/>
+    <w:lsdException w:name="heading 5" w:semiHidden="1" w:uiPriority="9" w:unhideWhenUsed="1" w:qFormat="1"/>
+    <w:lsdException w:name="heading 6" w:semiHidden="1" w:uiPriority="9" w:unhideWhenUsed="1" w:qFormat="1"/>
+    <w:lsdException w:name="heading 7" w:semiHidden="1" w:uiPriority="9" w:unhideWhenUsed="1" w:qFormat="1"/>
+    <w:lsdException w:name="heading 8" w:semiHidden="1" w:uiPriority="9" w:unhideWhenUsed="1" w:qFormat="1"/>
+    <w:lsdException w:name="heading 9" w:semiHidden="1" w:uiPriority="9" w:unhideWhenUsed="1" w:qFormat="1"/>
     <w:lsdException w:name="index 1" w:semiHidden="1" w:unhideWhenUsed="1"/>
     <w:lsdException w:name="index 2" w:semiHidden="1" w:unhideWhenUsed="1"/>
     <w:lsdException w:name="index 3" w:semiHidden="1" w:unhideWhenUsed="1"/>
@@ -1297,22 +1311,22 @@
     <w:lsdException w:name="index 7" w:semiHidden="1" w:unhideWhenUsed="1"/>
     <w:lsdException w:name="index 8" w:semiHidden="1" w:unhideWhenUsed="1"/>
     <w:lsdException w:name="index 9" w:semiHidden="1" w:unhideWhenUsed="1"/>
-    <w:lsdException w:name="toc 1" w:uiPriority="39" w:semiHidden="1" w:unhideWhenUsed="1"/>
-    <w:lsdException w:name="toc 2" w:uiPriority="39" w:semiHidden="1" w:unhideWhenUsed="1"/>
-    <w:lsdException w:name="toc 3" w:uiPriority="39" w:semiHidden="1" w:unhideWhenUsed="1"/>
-    <w:lsdException w:name="toc 4" w:uiPriority="39" w:semiHidden="1" w:unhideWhenUsed="1"/>
-    <w:lsdException w:name="toc 5" w:uiPriority="39" w:semiHidden="1" w:unhideWhenUsed="1"/>
-    <w:lsdException w:name="toc 6" w:uiPriority="39" w:semiHidden="1" w:unhideWhenUsed="1"/>
-    <w:lsdException w:name="toc 7" w:uiPriority="39" w:semiHidden="1" w:unhideWhenUsed="1"/>
-    <w:lsdException w:name="toc 8" w:uiPriority="39" w:semiHidden="1" w:unhideWhenUsed="1"/>
-    <w:lsdException w:name="toc 9" w:uiPriority="39" w:semiHidden="1" w:unhideWhenUsed="1"/>
+    <w:lsdException w:name="toc 1" w:semiHidden="1" w:uiPriority="39" w:unhideWhenUsed="1"/>
+    <w:lsdException w:name="toc 2" w:semiHidden="1" w:uiPriority="39" w:unhideWhenUsed="1"/>
+    <w:lsdException w:name="toc 3" w:semiHidden="1" w:uiPriority="39" w:unhideWhenUsed="1"/>
+    <w:lsdException w:name="toc 4" w:semiHidden="1" w:uiPriority="39" w:unhideWhenUsed="1"/>
+    <w:lsdException w:name="toc 5" w:semiHidden="1" w:uiPriority="39" w:unhideWhenUsed="1"/>
+    <w:lsdException w:name="toc 6" w:semiHidden="1" w:uiPriority="39" w:unhideWhenUsed="1"/>
+    <w:lsdException w:name="toc 7" w:semiHidden="1" w:uiPriority="39" w:unhideWhenUsed="1"/>
+    <w:lsdException w:name="toc 8" w:semiHidden="1" w:uiPriority="39" w:unhideWhenUsed="1"/>
+    <w:lsdException w:name="toc 9" w:semiHidden="1" w:uiPriority="39" w:unhideWhenUsed="1"/>
     <w:lsdException w:name="Normal Indent" w:semiHidden="1" w:unhideWhenUsed="1"/>
     <w:lsdException w:name="footnote text" w:semiHidden="1" w:unhideWhenUsed="1"/>
     <w:lsdException w:name="annotation text" w:semiHidden="1" w:unhideWhenUsed="1"/>
     <w:lsdException w:name="header" w:semiHidden="1" w:unhideWhenUsed="1"/>
     <w:lsdException w:name="footer" w:semiHidden="1" w:unhideWhenUsed="1"/>
     <w:lsdException w:name="index heading" w:semiHidden="1" w:unhideWhenUsed="1"/>
-    <w:lsdException w:name="caption" w:uiPriority="35" w:semiHidden="1" w:unhideWhenUsed="1" w:qFormat="1"/>
+    <w:lsdException w:name="caption" w:semiHidden="1" w:uiPriority="35" w:unhideWhenUsed="1" w:qFormat="1"/>
     <w:lsdException w:name="table of figures" w:semiHidden="1" w:unhideWhenUsed="1"/>
     <w:lsdException w:name="envelope address" w:semiHidden="1" w:unhideWhenUsed="1"/>
     <w:lsdException w:name="envelope return" w:semiHidden="1" w:unhideWhenUsed="1"/>
@@ -1343,7 +1357,7 @@
     <w:lsdException w:name="Title" w:uiPriority="10" w:qFormat="1"/>
     <w:lsdException w:name="Closing" w:semiHidden="1" w:unhideWhenUsed="1"/>
     <w:lsdException w:name="Signature" w:semiHidden="1" w:unhideWhenUsed="1"/>
-    <w:lsdException w:name="Default Paragraph Font" w:uiPriority="1" w:semiHidden="1" w:unhideWhenUsed="1"/>
+    <w:lsdException w:name="Default Paragraph Font" w:semiHidden="1" w:uiPriority="1" w:unhideWhenUsed="1"/>
     <w:lsdException w:name="Body Text" w:semiHidden="1" w:unhideWhenUsed="1"/>
     <w:lsdException w:name="Body Text Indent" w:semiHidden="1" w:unhideWhenUsed="1"/>
     <w:lsdException w:name="List Continue" w:semiHidden="1" w:unhideWhenUsed="1"/>
@@ -1543,8 +1557,8 @@
     <w:lsdException w:name="Subtle Reference" w:uiPriority="31" w:qFormat="1"/>
     <w:lsdException w:name="Intense Reference" w:uiPriority="32" w:qFormat="1"/>
     <w:lsdException w:name="Book Title" w:uiPriority="33" w:qFormat="1"/>
-    <w:lsdException w:name="Bibliography" w:uiPriority="37" w:semiHidden="1" w:unhideWhenUsed="1"/>
-    <w:lsdException w:name="TOC Heading" w:uiPriority="39" w:semiHidden="1" w:unhideWhenUsed="1" w:qFormat="1"/>
+    <w:lsdException w:name="Bibliography" w:semiHidden="1" w:uiPriority="37" w:unhideWhenUsed="1"/>
+    <w:lsdException w:name="TOC Heading" w:semiHidden="1" w:uiPriority="39" w:unhideWhenUsed="1" w:qFormat="1"/>
     <w:lsdException w:name="Plain Table 1" w:uiPriority="41"/>
     <w:lsdException w:name="Plain Table 2" w:uiPriority="42"/>
     <w:lsdException w:name="Plain Table 3" w:uiPriority="43"/>
@@ -1655,47 +1669,35 @@
     <w:lsdException w:name="Unresolved Mention" w:semiHidden="1" w:unhideWhenUsed="1"/>
     <w:lsdException w:name="Smart Link" w:semiHidden="1" w:unhideWhenUsed="1"/>
   </w:latentStyles>
-  <w:style w:type="paragraph" w:styleId="Normal" w:default="1">
+  <w:style w:type="paragraph" w:default="1" w:styleId="Normal">
     <w:name w:val="Normal"/>
     <w:qFormat/>
     <w:pPr>
-      <w:widowControl/>
-      <w:bidi w:val="0"/>
-      <w:spacing w:lineRule="auto" w:line="259" w:before="0" w:after="160"/>
-      <w:jc w:val="start"/>
+      <w:spacing w:after="160" w:line="259" w:lineRule="auto"/>
     </w:pPr>
-    <w:rPr>
-      <w:rFonts w:ascii="Aptos" w:hAnsi="Aptos" w:eastAsia="Aptos" w:cs="" w:asciiTheme="minorHAnsi" w:cstheme="minorBidi" w:eastAsiaTheme="minorHAnsi" w:hAnsiTheme="minorHAnsi"/>
-      <w:color w:val="auto"/>
-      <w:kern w:val="2"/>
-      <w:sz w:val="22"/>
-      <w:szCs w:val="22"/>
-      <w:lang w:val="es-ES" w:eastAsia="en-US" w:bidi="ar-SA"/>
-      <w14:ligatures w14:val="standardContextual"/>
-    </w:rPr>
-  </w:style>
-  <w:style w:type="paragraph" w:styleId="Heading1">
+  </w:style>
+  <w:style w:type="paragraph" w:styleId="Ttulo1">
     <w:name w:val="heading 1"/>
     <w:basedOn w:val="Normal"/>
     <w:next w:val="Normal"/>
     <w:link w:val="Ttulo1Car"/>
     <w:uiPriority w:val="9"/>
     <w:qFormat/>
-    <w:rsid w:val="00a21ba7"/>
+    <w:rsid w:val="00A21BA7"/>
     <w:pPr>
-      <w:keepNext w:val="true"/>
+      <w:keepNext/>
       <w:keepLines/>
       <w:spacing w:before="360" w:after="80"/>
       <w:outlineLvl w:val="0"/>
     </w:pPr>
     <w:rPr>
-      <w:rFonts w:ascii="Aptos Display" w:hAnsi="Aptos Display" w:eastAsia="" w:cs="" w:asciiTheme="majorHAnsi" w:cstheme="majorBidi" w:eastAsiaTheme="majorEastAsia" w:hAnsiTheme="majorHAnsi"/>
-      <w:color w:themeColor="accent1" w:themeShade="bf" w:val="0F4761"/>
+      <w:rFonts w:asciiTheme="majorHAnsi" w:eastAsiaTheme="majorEastAsia" w:hAnsiTheme="majorHAnsi" w:cstheme="majorBidi"/>
+      <w:color w:val="0F4761" w:themeColor="accent1" w:themeShade="BF"/>
       <w:sz w:val="40"/>
       <w:szCs w:val="40"/>
     </w:rPr>
   </w:style>
-  <w:style w:type="paragraph" w:styleId="Heading2">
+  <w:style w:type="paragraph" w:styleId="Ttulo2">
     <w:name w:val="heading 2"/>
     <w:basedOn w:val="Normal"/>
     <w:next w:val="Normal"/>
@@ -1704,21 +1706,21 @@
     <w:semiHidden/>
     <w:unhideWhenUsed/>
     <w:qFormat/>
-    <w:rsid w:val="00a21ba7"/>
+    <w:rsid w:val="00A21BA7"/>
     <w:pPr>
-      <w:keepNext w:val="true"/>
+      <w:keepNext/>
       <w:keepLines/>
       <w:spacing w:before="160" w:after="80"/>
       <w:outlineLvl w:val="1"/>
     </w:pPr>
     <w:rPr>
-      <w:rFonts w:ascii="Aptos Display" w:hAnsi="Aptos Display" w:eastAsia="" w:cs="" w:asciiTheme="majorHAnsi" w:cstheme="majorBidi" w:eastAsiaTheme="majorEastAsia" w:hAnsiTheme="majorHAnsi"/>
-      <w:color w:themeColor="accent1" w:themeShade="bf" w:val="0F4761"/>
+      <w:rFonts w:asciiTheme="majorHAnsi" w:eastAsiaTheme="majorEastAsia" w:hAnsiTheme="majorHAnsi" w:cstheme="majorBidi"/>
+      <w:color w:val="0F4761" w:themeColor="accent1" w:themeShade="BF"/>
       <w:sz w:val="32"/>
       <w:szCs w:val="32"/>
     </w:rPr>
   </w:style>
-  <w:style w:type="paragraph" w:styleId="Heading3">
+  <w:style w:type="paragraph" w:styleId="Ttulo3">
     <w:name w:val="heading 3"/>
     <w:basedOn w:val="Normal"/>
     <w:next w:val="Normal"/>
@@ -1727,21 +1729,21 @@
     <w:semiHidden/>
     <w:unhideWhenUsed/>
     <w:qFormat/>
-    <w:rsid w:val="00a21ba7"/>
+    <w:rsid w:val="00A21BA7"/>
     <w:pPr>
-      <w:keepNext w:val="true"/>
+      <w:keepNext/>
       <w:keepLines/>
       <w:spacing w:before="160" w:after="80"/>
       <w:outlineLvl w:val="2"/>
     </w:pPr>
     <w:rPr>
-      <w:rFonts w:eastAsia="" w:cs="" w:cstheme="majorBidi" w:eastAsiaTheme="majorEastAsia"/>
-      <w:color w:themeColor="accent1" w:themeShade="bf" w:val="0F4761"/>
+      <w:rFonts w:eastAsiaTheme="majorEastAsia" w:cstheme="majorBidi"/>
+      <w:color w:val="0F4761" w:themeColor="accent1" w:themeShade="BF"/>
       <w:sz w:val="28"/>
       <w:szCs w:val="28"/>
     </w:rPr>
   </w:style>
-  <w:style w:type="paragraph" w:styleId="Heading4">
+  <w:style w:type="paragraph" w:styleId="Ttulo4">
     <w:name w:val="heading 4"/>
     <w:basedOn w:val="Normal"/>
     <w:next w:val="Normal"/>
@@ -1750,21 +1752,21 @@
     <w:semiHidden/>
     <w:unhideWhenUsed/>
     <w:qFormat/>
-    <w:rsid w:val="00a21ba7"/>
+    <w:rsid w:val="00A21BA7"/>
     <w:pPr>
-      <w:keepNext w:val="true"/>
+      <w:keepNext/>
       <w:keepLines/>
       <w:spacing w:before="80" w:after="40"/>
       <w:outlineLvl w:val="3"/>
     </w:pPr>
     <w:rPr>
-      <w:rFonts w:eastAsia="" w:cs="" w:cstheme="majorBidi" w:eastAsiaTheme="majorEastAsia"/>
+      <w:rFonts w:eastAsiaTheme="majorEastAsia" w:cstheme="majorBidi"/>
       <w:i/>
       <w:iCs/>
-      <w:color w:themeColor="accent1" w:themeShade="bf" w:val="0F4761"/>
-    </w:rPr>
-  </w:style>
-  <w:style w:type="paragraph" w:styleId="Heading5">
+      <w:color w:val="0F4761" w:themeColor="accent1" w:themeShade="BF"/>
+    </w:rPr>
+  </w:style>
+  <w:style w:type="paragraph" w:styleId="Ttulo5">
     <w:name w:val="heading 5"/>
     <w:basedOn w:val="Normal"/>
     <w:next w:val="Normal"/>
@@ -1773,19 +1775,19 @@
     <w:semiHidden/>
     <w:unhideWhenUsed/>
     <w:qFormat/>
-    <w:rsid w:val="00a21ba7"/>
+    <w:rsid w:val="00A21BA7"/>
     <w:pPr>
-      <w:keepNext w:val="true"/>
+      <w:keepNext/>
       <w:keepLines/>
       <w:spacing w:before="80" w:after="40"/>
       <w:outlineLvl w:val="4"/>
     </w:pPr>
     <w:rPr>
-      <w:rFonts w:eastAsia="" w:cs="" w:cstheme="majorBidi" w:eastAsiaTheme="majorEastAsia"/>
-      <w:color w:themeColor="accent1" w:themeShade="bf" w:val="0F4761"/>
-    </w:rPr>
-  </w:style>
-  <w:style w:type="paragraph" w:styleId="Heading6">
+      <w:rFonts w:eastAsiaTheme="majorEastAsia" w:cstheme="majorBidi"/>
+      <w:color w:val="0F4761" w:themeColor="accent1" w:themeShade="BF"/>
+    </w:rPr>
+  </w:style>
+  <w:style w:type="paragraph" w:styleId="Ttulo6">
     <w:name w:val="heading 6"/>
     <w:basedOn w:val="Normal"/>
     <w:next w:val="Normal"/>
@@ -1794,21 +1796,21 @@
     <w:semiHidden/>
     <w:unhideWhenUsed/>
     <w:qFormat/>
-    <w:rsid w:val="00a21ba7"/>
+    <w:rsid w:val="00A21BA7"/>
     <w:pPr>
-      <w:keepNext w:val="true"/>
+      <w:keepNext/>
       <w:keepLines/>
       <w:spacing w:before="40" w:after="0"/>
       <w:outlineLvl w:val="5"/>
     </w:pPr>
     <w:rPr>
-      <w:rFonts w:eastAsia="" w:cs="" w:cstheme="majorBidi" w:eastAsiaTheme="majorEastAsia"/>
+      <w:rFonts w:eastAsiaTheme="majorEastAsia" w:cstheme="majorBidi"/>
       <w:i/>
       <w:iCs/>
-      <w:color w:themeColor="text1" w:themeTint="a6" w:val="595959"/>
-    </w:rPr>
-  </w:style>
-  <w:style w:type="paragraph" w:styleId="Heading7">
+      <w:color w:val="595959" w:themeColor="text1" w:themeTint="A6"/>
+    </w:rPr>
+  </w:style>
+  <w:style w:type="paragraph" w:styleId="Ttulo7">
     <w:name w:val="heading 7"/>
     <w:basedOn w:val="Normal"/>
     <w:next w:val="Normal"/>
@@ -1817,19 +1819,19 @@
     <w:semiHidden/>
     <w:unhideWhenUsed/>
     <w:qFormat/>
-    <w:rsid w:val="00a21ba7"/>
+    <w:rsid w:val="00A21BA7"/>
     <w:pPr>
-      <w:keepNext w:val="true"/>
+      <w:keepNext/>
       <w:keepLines/>
       <w:spacing w:before="40" w:after="0"/>
       <w:outlineLvl w:val="6"/>
     </w:pPr>
     <w:rPr>
-      <w:rFonts w:eastAsia="" w:cs="" w:cstheme="majorBidi" w:eastAsiaTheme="majorEastAsia"/>
-      <w:color w:themeColor="text1" w:themeTint="a6" w:val="595959"/>
-    </w:rPr>
-  </w:style>
-  <w:style w:type="paragraph" w:styleId="Heading8">
+      <w:rFonts w:eastAsiaTheme="majorEastAsia" w:cstheme="majorBidi"/>
+      <w:color w:val="595959" w:themeColor="text1" w:themeTint="A6"/>
+    </w:rPr>
+  </w:style>
+  <w:style w:type="paragraph" w:styleId="Ttulo8">
     <w:name w:val="heading 8"/>
     <w:basedOn w:val="Normal"/>
     <w:next w:val="Normal"/>
@@ -1838,21 +1840,21 @@
     <w:semiHidden/>
     <w:unhideWhenUsed/>
     <w:qFormat/>
-    <w:rsid w:val="00a21ba7"/>
+    <w:rsid w:val="00A21BA7"/>
     <w:pPr>
-      <w:keepNext w:val="true"/>
+      <w:keepNext/>
       <w:keepLines/>
-      <w:spacing w:before="0" w:after="0"/>
+      <w:spacing w:after="0"/>
       <w:outlineLvl w:val="7"/>
     </w:pPr>
     <w:rPr>
-      <w:rFonts w:eastAsia="" w:cs="" w:cstheme="majorBidi" w:eastAsiaTheme="majorEastAsia"/>
+      <w:rFonts w:eastAsiaTheme="majorEastAsia" w:cstheme="majorBidi"/>
       <w:i/>
       <w:iCs/>
-      <w:color w:themeColor="text1" w:themeTint="d8" w:val="272727"/>
-    </w:rPr>
-  </w:style>
-  <w:style w:type="paragraph" w:styleId="Heading9">
+      <w:color w:val="272727" w:themeColor="text1" w:themeTint="D8"/>
+    </w:rPr>
+  </w:style>
+  <w:style w:type="paragraph" w:styleId="Ttulo9">
     <w:name w:val="heading 9"/>
     <w:basedOn w:val="Normal"/>
     <w:next w:val="Normal"/>
@@ -1861,390 +1863,22 @@
     <w:semiHidden/>
     <w:unhideWhenUsed/>
     <w:qFormat/>
-    <w:rsid w:val="00a21ba7"/>
+    <w:rsid w:val="00A21BA7"/>
     <w:pPr>
-      <w:keepNext w:val="true"/>
+      <w:keepNext/>
       <w:keepLines/>
-      <w:spacing w:before="0" w:after="0"/>
+      <w:spacing w:after="0"/>
       <w:outlineLvl w:val="8"/>
     </w:pPr>
     <w:rPr>
-      <w:rFonts w:eastAsia="" w:cs="" w:cstheme="majorBidi" w:eastAsiaTheme="majorEastAsia"/>
-      <w:color w:themeColor="text1" w:themeTint="d8" w:val="272727"/>
-    </w:rPr>
-  </w:style>
-  <w:style w:type="character" w:styleId="DefaultParagraphFont" w:default="1">
+      <w:rFonts w:eastAsiaTheme="majorEastAsia" w:cstheme="majorBidi"/>
+      <w:color w:val="272727" w:themeColor="text1" w:themeTint="D8"/>
+    </w:rPr>
+  </w:style>
+  <w:style w:type="character" w:default="1" w:styleId="Fuentedeprrafopredeter">
     <w:name w:val="Default Paragraph Font"/>
     <w:uiPriority w:val="1"/>
     <w:unhideWhenUsed/>
-    <w:qFormat/>
-    <w:rPr/>
-  </w:style>
-  <w:style w:type="character" w:styleId="Ttulo1Car" w:customStyle="1">
-    <w:name w:val="Título 1 Car"/>
-    <w:basedOn w:val="DefaultParagraphFont"/>
-    <w:link w:val="Heading1"/>
-    <w:uiPriority w:val="9"/>
-    <w:qFormat/>
-    <w:rsid w:val="00a21ba7"/>
-    <w:rPr>
-      <w:rFonts w:ascii="Aptos Display" w:hAnsi="Aptos Display" w:eastAsia="" w:cs="" w:asciiTheme="majorHAnsi" w:cstheme="majorBidi" w:eastAsiaTheme="majorEastAsia" w:hAnsiTheme="majorHAnsi"/>
-      <w:color w:themeColor="accent1" w:themeShade="bf" w:val="0F4761"/>
-      <w:sz w:val="40"/>
-      <w:szCs w:val="40"/>
-    </w:rPr>
-  </w:style>
-  <w:style w:type="character" w:styleId="Ttulo2Car" w:customStyle="1">
-    <w:name w:val="Título 2 Car"/>
-    <w:basedOn w:val="DefaultParagraphFont"/>
-    <w:link w:val="Heading2"/>
-    <w:uiPriority w:val="9"/>
-    <w:semiHidden/>
-    <w:qFormat/>
-    <w:rsid w:val="00a21ba7"/>
-    <w:rPr>
-      <w:rFonts w:ascii="Aptos Display" w:hAnsi="Aptos Display" w:eastAsia="" w:cs="" w:asciiTheme="majorHAnsi" w:cstheme="majorBidi" w:eastAsiaTheme="majorEastAsia" w:hAnsiTheme="majorHAnsi"/>
-      <w:color w:themeColor="accent1" w:themeShade="bf" w:val="0F4761"/>
-      <w:sz w:val="32"/>
-      <w:szCs w:val="32"/>
-    </w:rPr>
-  </w:style>
-  <w:style w:type="character" w:styleId="Ttulo3Car" w:customStyle="1">
-    <w:name w:val="Título 3 Car"/>
-    <w:basedOn w:val="DefaultParagraphFont"/>
-    <w:link w:val="Heading3"/>
-    <w:uiPriority w:val="9"/>
-    <w:semiHidden/>
-    <w:qFormat/>
-    <w:rsid w:val="00a21ba7"/>
-    <w:rPr>
-      <w:rFonts w:eastAsia="" w:cs="" w:cstheme="majorBidi" w:eastAsiaTheme="majorEastAsia"/>
-      <w:color w:themeColor="accent1" w:themeShade="bf" w:val="0F4761"/>
-      <w:sz w:val="28"/>
-      <w:szCs w:val="28"/>
-    </w:rPr>
-  </w:style>
-  <w:style w:type="character" w:styleId="Ttulo4Car" w:customStyle="1">
-    <w:name w:val="Título 4 Car"/>
-    <w:basedOn w:val="DefaultParagraphFont"/>
-    <w:link w:val="Heading4"/>
-    <w:uiPriority w:val="9"/>
-    <w:semiHidden/>
-    <w:qFormat/>
-    <w:rsid w:val="00a21ba7"/>
-    <w:rPr>
-      <w:rFonts w:eastAsia="" w:cs="" w:cstheme="majorBidi" w:eastAsiaTheme="majorEastAsia"/>
-      <w:i/>
-      <w:iCs/>
-      <w:color w:themeColor="accent1" w:themeShade="bf" w:val="0F4761"/>
-    </w:rPr>
-  </w:style>
-  <w:style w:type="character" w:styleId="Ttulo5Car" w:customStyle="1">
-    <w:name w:val="Título 5 Car"/>
-    <w:basedOn w:val="DefaultParagraphFont"/>
-    <w:link w:val="Heading5"/>
-    <w:uiPriority w:val="9"/>
-    <w:semiHidden/>
-    <w:qFormat/>
-    <w:rsid w:val="00a21ba7"/>
-    <w:rPr>
-      <w:rFonts w:eastAsia="" w:cs="" w:cstheme="majorBidi" w:eastAsiaTheme="majorEastAsia"/>
-      <w:color w:themeColor="accent1" w:themeShade="bf" w:val="0F4761"/>
-    </w:rPr>
-  </w:style>
-  <w:style w:type="character" w:styleId="Ttulo6Car" w:customStyle="1">
-    <w:name w:val="Título 6 Car"/>
-    <w:basedOn w:val="DefaultParagraphFont"/>
-    <w:link w:val="Heading6"/>
-    <w:uiPriority w:val="9"/>
-    <w:semiHidden/>
-    <w:qFormat/>
-    <w:rsid w:val="00a21ba7"/>
-    <w:rPr>
-      <w:rFonts w:eastAsia="" w:cs="" w:cstheme="majorBidi" w:eastAsiaTheme="majorEastAsia"/>
-      <w:i/>
-      <w:iCs/>
-      <w:color w:themeColor="text1" w:themeTint="a6" w:val="595959"/>
-    </w:rPr>
-  </w:style>
-  <w:style w:type="character" w:styleId="Ttulo7Car" w:customStyle="1">
-    <w:name w:val="Título 7 Car"/>
-    <w:basedOn w:val="DefaultParagraphFont"/>
-    <w:link w:val="Heading7"/>
-    <w:uiPriority w:val="9"/>
-    <w:semiHidden/>
-    <w:qFormat/>
-    <w:rsid w:val="00a21ba7"/>
-    <w:rPr>
-      <w:rFonts w:eastAsia="" w:cs="" w:cstheme="majorBidi" w:eastAsiaTheme="majorEastAsia"/>
-      <w:color w:themeColor="text1" w:themeTint="a6" w:val="595959"/>
-    </w:rPr>
-  </w:style>
-  <w:style w:type="character" w:styleId="Ttulo8Car" w:customStyle="1">
-    <w:name w:val="Título 8 Car"/>
-    <w:basedOn w:val="DefaultParagraphFont"/>
-    <w:link w:val="Heading8"/>
-    <w:uiPriority w:val="9"/>
-    <w:semiHidden/>
-    <w:qFormat/>
-    <w:rsid w:val="00a21ba7"/>
-    <w:rPr>
-      <w:rFonts w:eastAsia="" w:cs="" w:cstheme="majorBidi" w:eastAsiaTheme="majorEastAsia"/>
-      <w:i/>
-      <w:iCs/>
-      <w:color w:themeColor="text1" w:themeTint="d8" w:val="272727"/>
-    </w:rPr>
-  </w:style>
-  <w:style w:type="character" w:styleId="Ttulo9Car" w:customStyle="1">
-    <w:name w:val="Título 9 Car"/>
-    <w:basedOn w:val="DefaultParagraphFont"/>
-    <w:link w:val="Heading9"/>
-    <w:uiPriority w:val="9"/>
-    <w:semiHidden/>
-    <w:qFormat/>
-    <w:rsid w:val="00a21ba7"/>
-    <w:rPr>
-      <w:rFonts w:eastAsia="" w:cs="" w:cstheme="majorBidi" w:eastAsiaTheme="majorEastAsia"/>
-      <w:color w:themeColor="text1" w:themeTint="d8" w:val="272727"/>
-    </w:rPr>
-  </w:style>
-  <w:style w:type="character" w:styleId="TtuloCar" w:customStyle="1">
-    <w:name w:val="Título Car"/>
-    <w:basedOn w:val="DefaultParagraphFont"/>
-    <w:link w:val="Title"/>
-    <w:uiPriority w:val="10"/>
-    <w:qFormat/>
-    <w:rsid w:val="00a21ba7"/>
-    <w:rPr>
-      <w:rFonts w:ascii="Aptos Display" w:hAnsi="Aptos Display" w:eastAsia="" w:cs="" w:asciiTheme="majorHAnsi" w:cstheme="majorBidi" w:eastAsiaTheme="majorEastAsia" w:hAnsiTheme="majorHAnsi"/>
-      <w:spacing w:val="-10"/>
-      <w:kern w:val="2"/>
-      <w:sz w:val="56"/>
-      <w:szCs w:val="56"/>
-    </w:rPr>
-  </w:style>
-  <w:style w:type="character" w:styleId="SubttuloCar" w:customStyle="1">
-    <w:name w:val="Subtítulo Car"/>
-    <w:basedOn w:val="DefaultParagraphFont"/>
-    <w:link w:val="Subtitle"/>
-    <w:uiPriority w:val="11"/>
-    <w:qFormat/>
-    <w:rsid w:val="00a21ba7"/>
-    <w:rPr>
-      <w:rFonts w:eastAsia="" w:cs="" w:cstheme="majorBidi" w:eastAsiaTheme="majorEastAsia"/>
-      <w:color w:themeColor="text1" w:themeTint="a6" w:val="595959"/>
-      <w:spacing w:val="15"/>
-      <w:sz w:val="28"/>
-      <w:szCs w:val="28"/>
-    </w:rPr>
-  </w:style>
-  <w:style w:type="character" w:styleId="CitaCar" w:customStyle="1">
-    <w:name w:val="Cita Car"/>
-    <w:basedOn w:val="DefaultParagraphFont"/>
-    <w:link w:val="Quote"/>
-    <w:uiPriority w:val="29"/>
-    <w:qFormat/>
-    <w:rsid w:val="00a21ba7"/>
-    <w:rPr>
-      <w:i/>
-      <w:iCs/>
-      <w:color w:themeColor="text1" w:themeTint="bf" w:val="404040"/>
-    </w:rPr>
-  </w:style>
-  <w:style w:type="character" w:styleId="IntenseEmphasis">
-    <w:name w:val="Intense Emphasis"/>
-    <w:basedOn w:val="DefaultParagraphFont"/>
-    <w:uiPriority w:val="21"/>
-    <w:qFormat/>
-    <w:rsid w:val="00a21ba7"/>
-    <w:rPr>
-      <w:i/>
-      <w:iCs/>
-      <w:color w:themeColor="accent1" w:themeShade="bf" w:val="0F4761"/>
-    </w:rPr>
-  </w:style>
-  <w:style w:type="character" w:styleId="CitadestacadaCar" w:customStyle="1">
-    <w:name w:val="Cita destacada Car"/>
-    <w:basedOn w:val="DefaultParagraphFont"/>
-    <w:link w:val="IntenseQuote"/>
-    <w:uiPriority w:val="30"/>
-    <w:qFormat/>
-    <w:rsid w:val="00a21ba7"/>
-    <w:rPr>
-      <w:i/>
-      <w:iCs/>
-      <w:color w:themeColor="accent1" w:themeShade="bf" w:val="0F4761"/>
-    </w:rPr>
-  </w:style>
-  <w:style w:type="character" w:styleId="IntenseReference">
-    <w:name w:val="Intense Reference"/>
-    <w:basedOn w:val="DefaultParagraphFont"/>
-    <w:uiPriority w:val="32"/>
-    <w:qFormat/>
-    <w:rsid w:val="00a21ba7"/>
-    <w:rPr>
-      <w:b/>
-      <w:bCs/>
-      <w:smallCaps/>
-      <w:color w:themeColor="accent1" w:themeShade="bf" w:val="0F4761"/>
-      <w:spacing w:val="5"/>
-    </w:rPr>
-  </w:style>
-  <w:style w:type="paragraph" w:styleId="Heading">
-    <w:name w:val="Heading"/>
-    <w:basedOn w:val="Normal"/>
-    <w:next w:val="BodyText"/>
-    <w:qFormat/>
-    <w:pPr>
-      <w:keepNext w:val="true"/>
-      <w:spacing w:before="240" w:after="120"/>
-    </w:pPr>
-    <w:rPr>
-      <w:rFonts w:ascii="Liberation Sans" w:hAnsi="Liberation Sans" w:eastAsia="Microsoft YaHei" w:cs="Arial"/>
-      <w:sz w:val="28"/>
-      <w:szCs w:val="28"/>
-    </w:rPr>
-  </w:style>
-  <w:style w:type="paragraph" w:styleId="BodyText">
-    <w:name w:val="Body Text"/>
-    <w:basedOn w:val="Normal"/>
-    <w:pPr>
-      <w:spacing w:lineRule="auto" w:line="276" w:before="0" w:after="140"/>
-    </w:pPr>
-    <w:rPr/>
-  </w:style>
-  <w:style w:type="paragraph" w:styleId="List">
-    <w:name w:val="List"/>
-    <w:basedOn w:val="BodyText"/>
-    <w:pPr/>
-    <w:rPr>
-      <w:rFonts w:cs="Arial"/>
-    </w:rPr>
-  </w:style>
-  <w:style w:type="paragraph" w:styleId="Caption">
-    <w:name w:val="caption"/>
-    <w:basedOn w:val="Normal"/>
-    <w:qFormat/>
-    <w:pPr>
-      <w:suppressLineNumbers/>
-      <w:spacing w:before="120" w:after="120"/>
-    </w:pPr>
-    <w:rPr>
-      <w:rFonts w:cs="Arial"/>
-      <w:i/>
-      <w:iCs/>
-      <w:sz w:val="24"/>
-      <w:szCs w:val="24"/>
-    </w:rPr>
-  </w:style>
-  <w:style w:type="paragraph" w:styleId="Index">
-    <w:name w:val="Index"/>
-    <w:basedOn w:val="Normal"/>
-    <w:qFormat/>
-    <w:pPr>
-      <w:suppressLineNumbers/>
-    </w:pPr>
-    <w:rPr>
-      <w:rFonts w:cs="Arial"/>
-    </w:rPr>
-  </w:style>
-  <w:style w:type="paragraph" w:styleId="Title">
-    <w:name w:val="Title"/>
-    <w:basedOn w:val="Normal"/>
-    <w:next w:val="Normal"/>
-    <w:link w:val="TtuloCar"/>
-    <w:uiPriority w:val="10"/>
-    <w:qFormat/>
-    <w:rsid w:val="00a21ba7"/>
-    <w:pPr>
-      <w:spacing w:lineRule="auto" w:line="240" w:before="0" w:after="80"/>
-      <w:contextualSpacing/>
-    </w:pPr>
-    <w:rPr>
-      <w:rFonts w:ascii="Aptos Display" w:hAnsi="Aptos Display" w:eastAsia="" w:cs="" w:asciiTheme="majorHAnsi" w:cstheme="majorBidi" w:eastAsiaTheme="majorEastAsia" w:hAnsiTheme="majorHAnsi"/>
-      <w:spacing w:val="-10"/>
-      <w:kern w:val="2"/>
-      <w:sz w:val="56"/>
-      <w:szCs w:val="56"/>
-    </w:rPr>
-  </w:style>
-  <w:style w:type="paragraph" w:styleId="Subtitle">
-    <w:name w:val="Subtitle"/>
-    <w:basedOn w:val="Normal"/>
-    <w:next w:val="Normal"/>
-    <w:link w:val="SubttuloCar"/>
-    <w:uiPriority w:val="11"/>
-    <w:qFormat/>
-    <w:rsid w:val="00a21ba7"/>
-    <w:pPr/>
-    <w:rPr>
-      <w:rFonts w:eastAsia="" w:cs="" w:cstheme="majorBidi" w:eastAsiaTheme="majorEastAsia"/>
-      <w:color w:themeColor="text1" w:themeTint="a6" w:val="595959"/>
-      <w:spacing w:val="15"/>
-      <w:sz w:val="28"/>
-      <w:szCs w:val="28"/>
-    </w:rPr>
-  </w:style>
-  <w:style w:type="paragraph" w:styleId="Quote">
-    <w:name w:val="Quote"/>
-    <w:basedOn w:val="Normal"/>
-    <w:next w:val="Normal"/>
-    <w:link w:val="CitaCar"/>
-    <w:uiPriority w:val="29"/>
-    <w:qFormat/>
-    <w:rsid w:val="00a21ba7"/>
-    <w:pPr>
-      <w:spacing w:before="160" w:after="160"/>
-      <w:jc w:val="center"/>
-    </w:pPr>
-    <w:rPr>
-      <w:i/>
-      <w:iCs/>
-      <w:color w:themeColor="text1" w:themeTint="bf" w:val="404040"/>
-    </w:rPr>
-  </w:style>
-  <w:style w:type="paragraph" w:styleId="ListParagraph">
-    <w:name w:val="List Paragraph"/>
-    <w:basedOn w:val="Normal"/>
-    <w:uiPriority w:val="34"/>
-    <w:qFormat/>
-    <w:rsid w:val="00a21ba7"/>
-    <w:pPr>
-      <w:spacing w:before="0" w:after="160"/>
-      <w:ind w:start="720"/>
-      <w:contextualSpacing/>
-    </w:pPr>
-    <w:rPr/>
-  </w:style>
-  <w:style w:type="paragraph" w:styleId="IntenseQuote">
-    <w:name w:val="Intense Quote"/>
-    <w:basedOn w:val="Normal"/>
-    <w:next w:val="Normal"/>
-    <w:link w:val="CitadestacadaCar"/>
-    <w:uiPriority w:val="30"/>
-    <w:qFormat/>
-    <w:rsid w:val="00a21ba7"/>
-    <w:pPr>
-      <w:pBdr>
-        <w:top w:val="single" w:sz="4" w:space="10" w:color="0F4761" w:themeColor="accent1" w:themeShade="bf"/>
-        <w:bottom w:val="single" w:sz="4" w:space="10" w:color="0F4761" w:themeColor="accent1" w:themeShade="bf"/>
-      </w:pBdr>
-      <w:spacing w:before="360" w:after="360"/>
-      <w:ind w:start="864" w:end="864"/>
-      <w:jc w:val="center"/>
-    </w:pPr>
-    <w:rPr>
-      <w:i/>
-      <w:iCs/>
-      <w:color w:themeColor="accent1" w:themeShade="bf" w:val="0F4761"/>
-    </w:rPr>
-  </w:style>
-  <w:style w:type="numbering" w:styleId="NoList" w:default="1">
-    <w:name w:val="No List"/>
-    <w:uiPriority w:val="99"/>
-    <w:semiHidden/>
-    <w:unhideWhenUsed/>
-    <w:qFormat/>
   </w:style>
   <w:style w:type="table" w:default="1" w:styleId="Tablanormal">
     <w:name w:val="Normal Table"/>
@@ -2252,6 +1886,7 @@
     <w:semiHidden/>
     <w:unhideWhenUsed/>
     <w:tblPr>
+      <w:tblInd w:w="0" w:type="dxa"/>
       <w:tblCellMar>
         <w:top w:w="0" w:type="dxa"/>
         <w:left w:w="108" w:type="dxa"/>
@@ -2260,58 +1895,417 @@
       </w:tblCellMar>
     </w:tblPr>
   </w:style>
+  <w:style w:type="numbering" w:default="1" w:styleId="Sinlista">
+    <w:name w:val="No List"/>
+    <w:uiPriority w:val="99"/>
+    <w:semiHidden/>
+    <w:unhideWhenUsed/>
+  </w:style>
+  <w:style w:type="character" w:customStyle="1" w:styleId="Ttulo1Car">
+    <w:name w:val="Título 1 Car"/>
+    <w:basedOn w:val="Fuentedeprrafopredeter"/>
+    <w:link w:val="Ttulo1"/>
+    <w:uiPriority w:val="9"/>
+    <w:qFormat/>
+    <w:rsid w:val="00A21BA7"/>
+    <w:rPr>
+      <w:rFonts w:asciiTheme="majorHAnsi" w:eastAsiaTheme="majorEastAsia" w:hAnsiTheme="majorHAnsi" w:cstheme="majorBidi"/>
+      <w:color w:val="0F4761" w:themeColor="accent1" w:themeShade="BF"/>
+      <w:sz w:val="40"/>
+      <w:szCs w:val="40"/>
+    </w:rPr>
+  </w:style>
+  <w:style w:type="character" w:customStyle="1" w:styleId="Ttulo2Car">
+    <w:name w:val="Título 2 Car"/>
+    <w:basedOn w:val="Fuentedeprrafopredeter"/>
+    <w:link w:val="Ttulo2"/>
+    <w:uiPriority w:val="9"/>
+    <w:semiHidden/>
+    <w:qFormat/>
+    <w:rsid w:val="00A21BA7"/>
+    <w:rPr>
+      <w:rFonts w:asciiTheme="majorHAnsi" w:eastAsiaTheme="majorEastAsia" w:hAnsiTheme="majorHAnsi" w:cstheme="majorBidi"/>
+      <w:color w:val="0F4761" w:themeColor="accent1" w:themeShade="BF"/>
+      <w:sz w:val="32"/>
+      <w:szCs w:val="32"/>
+    </w:rPr>
+  </w:style>
+  <w:style w:type="character" w:customStyle="1" w:styleId="Ttulo3Car">
+    <w:name w:val="Título 3 Car"/>
+    <w:basedOn w:val="Fuentedeprrafopredeter"/>
+    <w:link w:val="Ttulo3"/>
+    <w:uiPriority w:val="9"/>
+    <w:semiHidden/>
+    <w:qFormat/>
+    <w:rsid w:val="00A21BA7"/>
+    <w:rPr>
+      <w:rFonts w:eastAsiaTheme="majorEastAsia" w:cstheme="majorBidi"/>
+      <w:color w:val="0F4761" w:themeColor="accent1" w:themeShade="BF"/>
+      <w:sz w:val="28"/>
+      <w:szCs w:val="28"/>
+    </w:rPr>
+  </w:style>
+  <w:style w:type="character" w:customStyle="1" w:styleId="Ttulo4Car">
+    <w:name w:val="Título 4 Car"/>
+    <w:basedOn w:val="Fuentedeprrafopredeter"/>
+    <w:link w:val="Ttulo4"/>
+    <w:uiPriority w:val="9"/>
+    <w:semiHidden/>
+    <w:qFormat/>
+    <w:rsid w:val="00A21BA7"/>
+    <w:rPr>
+      <w:rFonts w:eastAsiaTheme="majorEastAsia" w:cstheme="majorBidi"/>
+      <w:i/>
+      <w:iCs/>
+      <w:color w:val="0F4761" w:themeColor="accent1" w:themeShade="BF"/>
+    </w:rPr>
+  </w:style>
+  <w:style w:type="character" w:customStyle="1" w:styleId="Ttulo5Car">
+    <w:name w:val="Título 5 Car"/>
+    <w:basedOn w:val="Fuentedeprrafopredeter"/>
+    <w:link w:val="Ttulo5"/>
+    <w:uiPriority w:val="9"/>
+    <w:semiHidden/>
+    <w:qFormat/>
+    <w:rsid w:val="00A21BA7"/>
+    <w:rPr>
+      <w:rFonts w:eastAsiaTheme="majorEastAsia" w:cstheme="majorBidi"/>
+      <w:color w:val="0F4761" w:themeColor="accent1" w:themeShade="BF"/>
+    </w:rPr>
+  </w:style>
+  <w:style w:type="character" w:customStyle="1" w:styleId="Ttulo6Car">
+    <w:name w:val="Título 6 Car"/>
+    <w:basedOn w:val="Fuentedeprrafopredeter"/>
+    <w:link w:val="Ttulo6"/>
+    <w:uiPriority w:val="9"/>
+    <w:semiHidden/>
+    <w:qFormat/>
+    <w:rsid w:val="00A21BA7"/>
+    <w:rPr>
+      <w:rFonts w:eastAsiaTheme="majorEastAsia" w:cstheme="majorBidi"/>
+      <w:i/>
+      <w:iCs/>
+      <w:color w:val="595959" w:themeColor="text1" w:themeTint="A6"/>
+    </w:rPr>
+  </w:style>
+  <w:style w:type="character" w:customStyle="1" w:styleId="Ttulo7Car">
+    <w:name w:val="Título 7 Car"/>
+    <w:basedOn w:val="Fuentedeprrafopredeter"/>
+    <w:link w:val="Ttulo7"/>
+    <w:uiPriority w:val="9"/>
+    <w:semiHidden/>
+    <w:qFormat/>
+    <w:rsid w:val="00A21BA7"/>
+    <w:rPr>
+      <w:rFonts w:eastAsiaTheme="majorEastAsia" w:cstheme="majorBidi"/>
+      <w:color w:val="595959" w:themeColor="text1" w:themeTint="A6"/>
+    </w:rPr>
+  </w:style>
+  <w:style w:type="character" w:customStyle="1" w:styleId="Ttulo8Car">
+    <w:name w:val="Título 8 Car"/>
+    <w:basedOn w:val="Fuentedeprrafopredeter"/>
+    <w:link w:val="Ttulo8"/>
+    <w:uiPriority w:val="9"/>
+    <w:semiHidden/>
+    <w:qFormat/>
+    <w:rsid w:val="00A21BA7"/>
+    <w:rPr>
+      <w:rFonts w:eastAsiaTheme="majorEastAsia" w:cstheme="majorBidi"/>
+      <w:i/>
+      <w:iCs/>
+      <w:color w:val="272727" w:themeColor="text1" w:themeTint="D8"/>
+    </w:rPr>
+  </w:style>
+  <w:style w:type="character" w:customStyle="1" w:styleId="Ttulo9Car">
+    <w:name w:val="Título 9 Car"/>
+    <w:basedOn w:val="Fuentedeprrafopredeter"/>
+    <w:link w:val="Ttulo9"/>
+    <w:uiPriority w:val="9"/>
+    <w:semiHidden/>
+    <w:qFormat/>
+    <w:rsid w:val="00A21BA7"/>
+    <w:rPr>
+      <w:rFonts w:eastAsiaTheme="majorEastAsia" w:cstheme="majorBidi"/>
+      <w:color w:val="272727" w:themeColor="text1" w:themeTint="D8"/>
+    </w:rPr>
+  </w:style>
+  <w:style w:type="character" w:customStyle="1" w:styleId="TtuloCar">
+    <w:name w:val="Título Car"/>
+    <w:basedOn w:val="Fuentedeprrafopredeter"/>
+    <w:link w:val="Ttulo"/>
+    <w:uiPriority w:val="10"/>
+    <w:qFormat/>
+    <w:rsid w:val="00A21BA7"/>
+    <w:rPr>
+      <w:rFonts w:asciiTheme="majorHAnsi" w:eastAsiaTheme="majorEastAsia" w:hAnsiTheme="majorHAnsi" w:cstheme="majorBidi"/>
+      <w:spacing w:val="-10"/>
+      <w:kern w:val="2"/>
+      <w:sz w:val="56"/>
+      <w:szCs w:val="56"/>
+    </w:rPr>
+  </w:style>
+  <w:style w:type="character" w:customStyle="1" w:styleId="SubttuloCar">
+    <w:name w:val="Subtítulo Car"/>
+    <w:basedOn w:val="Fuentedeprrafopredeter"/>
+    <w:link w:val="Subttulo"/>
+    <w:uiPriority w:val="11"/>
+    <w:qFormat/>
+    <w:rsid w:val="00A21BA7"/>
+    <w:rPr>
+      <w:rFonts w:eastAsiaTheme="majorEastAsia" w:cstheme="majorBidi"/>
+      <w:color w:val="595959" w:themeColor="text1" w:themeTint="A6"/>
+      <w:spacing w:val="15"/>
+      <w:sz w:val="28"/>
+      <w:szCs w:val="28"/>
+    </w:rPr>
+  </w:style>
+  <w:style w:type="character" w:customStyle="1" w:styleId="CitaCar">
+    <w:name w:val="Cita Car"/>
+    <w:basedOn w:val="Fuentedeprrafopredeter"/>
+    <w:link w:val="Cita"/>
+    <w:uiPriority w:val="29"/>
+    <w:qFormat/>
+    <w:rsid w:val="00A21BA7"/>
+    <w:rPr>
+      <w:i/>
+      <w:iCs/>
+      <w:color w:val="404040" w:themeColor="text1" w:themeTint="BF"/>
+    </w:rPr>
+  </w:style>
+  <w:style w:type="character" w:styleId="nfasisintenso">
+    <w:name w:val="Intense Emphasis"/>
+    <w:basedOn w:val="Fuentedeprrafopredeter"/>
+    <w:uiPriority w:val="21"/>
+    <w:qFormat/>
+    <w:rsid w:val="00A21BA7"/>
+    <w:rPr>
+      <w:i/>
+      <w:iCs/>
+      <w:color w:val="0F4761" w:themeColor="accent1" w:themeShade="BF"/>
+    </w:rPr>
+  </w:style>
+  <w:style w:type="character" w:customStyle="1" w:styleId="CitadestacadaCar">
+    <w:name w:val="Cita destacada Car"/>
+    <w:basedOn w:val="Fuentedeprrafopredeter"/>
+    <w:link w:val="Citadestacada"/>
+    <w:uiPriority w:val="30"/>
+    <w:qFormat/>
+    <w:rsid w:val="00A21BA7"/>
+    <w:rPr>
+      <w:i/>
+      <w:iCs/>
+      <w:color w:val="0F4761" w:themeColor="accent1" w:themeShade="BF"/>
+    </w:rPr>
+  </w:style>
+  <w:style w:type="character" w:styleId="Referenciaintensa">
+    <w:name w:val="Intense Reference"/>
+    <w:basedOn w:val="Fuentedeprrafopredeter"/>
+    <w:uiPriority w:val="32"/>
+    <w:qFormat/>
+    <w:rsid w:val="00A21BA7"/>
+    <w:rPr>
+      <w:b/>
+      <w:bCs/>
+      <w:smallCaps/>
+      <w:color w:val="0F4761" w:themeColor="accent1" w:themeShade="BF"/>
+      <w:spacing w:val="5"/>
+    </w:rPr>
+  </w:style>
+  <w:style w:type="paragraph" w:customStyle="1" w:styleId="Heading">
+    <w:name w:val="Heading"/>
+    <w:basedOn w:val="Normal"/>
+    <w:next w:val="Textoindependiente"/>
+    <w:qFormat/>
+    <w:pPr>
+      <w:keepNext/>
+      <w:spacing w:before="240" w:after="120"/>
+    </w:pPr>
+    <w:rPr>
+      <w:rFonts w:ascii="Liberation Sans" w:eastAsia="Microsoft YaHei" w:hAnsi="Liberation Sans" w:cs="Arial"/>
+      <w:sz w:val="28"/>
+      <w:szCs w:val="28"/>
+    </w:rPr>
+  </w:style>
+  <w:style w:type="paragraph" w:styleId="Textoindependiente">
+    <w:name w:val="Body Text"/>
+    <w:basedOn w:val="Normal"/>
+    <w:pPr>
+      <w:spacing w:after="140" w:line="276" w:lineRule="auto"/>
+    </w:pPr>
+  </w:style>
+  <w:style w:type="paragraph" w:styleId="Lista">
+    <w:name w:val="List"/>
+    <w:basedOn w:val="Textoindependiente"/>
+    <w:rPr>
+      <w:rFonts w:cs="Arial"/>
+    </w:rPr>
+  </w:style>
+  <w:style w:type="paragraph" w:styleId="Descripcin">
+    <w:name w:val="caption"/>
+    <w:basedOn w:val="Normal"/>
+    <w:qFormat/>
+    <w:pPr>
+      <w:suppressLineNumbers/>
+      <w:spacing w:before="120" w:after="120"/>
+    </w:pPr>
+    <w:rPr>
+      <w:rFonts w:cs="Arial"/>
+      <w:i/>
+      <w:iCs/>
+      <w:sz w:val="24"/>
+      <w:szCs w:val="24"/>
+    </w:rPr>
+  </w:style>
+  <w:style w:type="paragraph" w:customStyle="1" w:styleId="Index">
+    <w:name w:val="Index"/>
+    <w:basedOn w:val="Normal"/>
+    <w:qFormat/>
+    <w:pPr>
+      <w:suppressLineNumbers/>
+    </w:pPr>
+    <w:rPr>
+      <w:rFonts w:cs="Arial"/>
+    </w:rPr>
+  </w:style>
+  <w:style w:type="paragraph" w:styleId="Ttulo">
+    <w:name w:val="Title"/>
+    <w:basedOn w:val="Normal"/>
+    <w:next w:val="Normal"/>
+    <w:link w:val="TtuloCar"/>
+    <w:uiPriority w:val="10"/>
+    <w:qFormat/>
+    <w:rsid w:val="00A21BA7"/>
+    <w:pPr>
+      <w:spacing w:after="80" w:line="240" w:lineRule="auto"/>
+      <w:contextualSpacing/>
+    </w:pPr>
+    <w:rPr>
+      <w:rFonts w:asciiTheme="majorHAnsi" w:eastAsiaTheme="majorEastAsia" w:hAnsiTheme="majorHAnsi" w:cstheme="majorBidi"/>
+      <w:spacing w:val="-10"/>
+      <w:sz w:val="56"/>
+      <w:szCs w:val="56"/>
+    </w:rPr>
+  </w:style>
+  <w:style w:type="paragraph" w:styleId="Subttulo">
+    <w:name w:val="Subtitle"/>
+    <w:basedOn w:val="Normal"/>
+    <w:next w:val="Normal"/>
+    <w:link w:val="SubttuloCar"/>
+    <w:uiPriority w:val="11"/>
+    <w:qFormat/>
+    <w:rsid w:val="00A21BA7"/>
+    <w:rPr>
+      <w:rFonts w:eastAsiaTheme="majorEastAsia" w:cstheme="majorBidi"/>
+      <w:color w:val="595959" w:themeColor="text1" w:themeTint="A6"/>
+      <w:spacing w:val="15"/>
+      <w:sz w:val="28"/>
+      <w:szCs w:val="28"/>
+    </w:rPr>
+  </w:style>
+  <w:style w:type="paragraph" w:styleId="Cita">
+    <w:name w:val="Quote"/>
+    <w:basedOn w:val="Normal"/>
+    <w:next w:val="Normal"/>
+    <w:link w:val="CitaCar"/>
+    <w:uiPriority w:val="29"/>
+    <w:qFormat/>
+    <w:rsid w:val="00A21BA7"/>
+    <w:pPr>
+      <w:spacing w:before="160"/>
+      <w:jc w:val="center"/>
+    </w:pPr>
+    <w:rPr>
+      <w:i/>
+      <w:iCs/>
+      <w:color w:val="404040" w:themeColor="text1" w:themeTint="BF"/>
+    </w:rPr>
+  </w:style>
+  <w:style w:type="paragraph" w:styleId="Prrafodelista">
+    <w:name w:val="List Paragraph"/>
+    <w:basedOn w:val="Normal"/>
+    <w:uiPriority w:val="34"/>
+    <w:qFormat/>
+    <w:rsid w:val="00A21BA7"/>
+    <w:pPr>
+      <w:ind w:left="720"/>
+      <w:contextualSpacing/>
+    </w:pPr>
+  </w:style>
+  <w:style w:type="paragraph" w:styleId="Citadestacada">
+    <w:name w:val="Intense Quote"/>
+    <w:basedOn w:val="Normal"/>
+    <w:next w:val="Normal"/>
+    <w:link w:val="CitadestacadaCar"/>
+    <w:uiPriority w:val="30"/>
+    <w:qFormat/>
+    <w:rsid w:val="00A21BA7"/>
+    <w:pPr>
+      <w:pBdr>
+        <w:top w:val="single" w:sz="4" w:space="10" w:color="0F4761" w:themeColor="accent1" w:themeShade="BF"/>
+        <w:bottom w:val="single" w:sz="4" w:space="10" w:color="0F4761" w:themeColor="accent1" w:themeShade="BF"/>
+      </w:pBdr>
+      <w:spacing w:before="360" w:after="360"/>
+      <w:ind w:left="864" w:right="864"/>
+      <w:jc w:val="center"/>
+    </w:pPr>
+    <w:rPr>
+      <w:i/>
+      <w:iCs/>
+      <w:color w:val="0F4761" w:themeColor="accent1" w:themeShade="BF"/>
+    </w:rPr>
+  </w:style>
 </w:styles>
 </file>
 
 <file path=word/theme/theme1.xml><?xml version="1.0" encoding="utf-8"?>
-<a:theme xmlns:a="http://schemas.openxmlformats.org/drawingml/2006/main" xmlns:r="http://schemas.openxmlformats.org/officeDocument/2006/relationships" name="Tema de Office">
+<a:theme xmlns:a="http://schemas.openxmlformats.org/drawingml/2006/main" name="Tema de Office">
   <a:themeElements>
     <a:clrScheme name="Office">
       <a:dk1>
         <a:srgbClr val="000000"/>
       </a:dk1>
       <a:lt1>
-        <a:srgbClr val="ffffff"/>
+        <a:srgbClr val="FFFFFF"/>
       </a:lt1>
       <a:dk2>
-        <a:srgbClr val="0e2841"/>
+        <a:srgbClr val="0E2841"/>
       </a:dk2>
       <a:lt2>
-        <a:srgbClr val="e8e8e8"/>
+        <a:srgbClr val="E8E8E8"/>
       </a:lt2>
       <a:accent1>
         <a:srgbClr val="156082"/>
       </a:accent1>
       <a:accent2>
-        <a:srgbClr val="e97132"/>
+        <a:srgbClr val="E97132"/>
       </a:accent2>
       <a:accent3>
-        <a:srgbClr val="196b24"/>
+        <a:srgbClr val="196B24"/>
       </a:accent3>
       <a:accent4>
-        <a:srgbClr val="0f9ed5"/>
+        <a:srgbClr val="0F9ED5"/>
       </a:accent4>
       <a:accent5>
-        <a:srgbClr val="a02b93"/>
+        <a:srgbClr val="A02B93"/>
       </a:accent5>
       <a:accent6>
-        <a:srgbClr val="4ea72e"/>
+        <a:srgbClr val="4EA72E"/>
       </a:accent6>
       <a:hlink>
         <a:srgbClr val="467886"/>
       </a:hlink>
       <a:folHlink>
-        <a:srgbClr val="96607d"/>
+        <a:srgbClr val="96607D"/>
       </a:folHlink>
     </a:clrScheme>
     <a:fontScheme name="Office">
       <a:majorFont>
-        <a:latin typeface="Aptos Display" panose="02110004020202020204" pitchFamily="0" charset="1"/>
+        <a:latin typeface="Aptos Display" panose="02110004020202020204"/>
         <a:ea typeface=""/>
         <a:cs typeface=""/>
       </a:majorFont>
       <a:minorFont>
-        <a:latin typeface="Aptos" panose="02110004020202020204" pitchFamily="0" charset="1"/>
+        <a:latin typeface="Aptos" panose="02110004020202020204"/>
         <a:ea typeface=""/>
         <a:cs typeface=""/>
       </a:minorFont>
@@ -2343,7 +2337,7 @@
             </a:gs>
           </a:gsLst>
           <a:lin ang="5400000" scaled="0"/>
-          <a:tileRect l="0" t="0" r="0" b="0"/>
+          <a:tileRect/>
         </a:gradFill>
         <a:gradFill>
           <a:gsLst>
@@ -2367,7 +2361,7 @@
             </a:gs>
           </a:gsLst>
           <a:lin ang="5400000" scaled="0"/>
-          <a:tileRect l="0" t="0" r="0" b="0"/>
+          <a:tileRect/>
         </a:gradFill>
       </a:fillStyleLst>
       <a:lnStyleLst>
@@ -2427,10 +2421,12 @@
             </a:gs>
           </a:gsLst>
           <a:lin ang="5400000" scaled="0"/>
-          <a:tileRect l="0" t="0" r="0" b="0"/>
+          <a:tileRect/>
         </a:gradFill>
       </a:bgFillStyleLst>
     </a:fmtScheme>
   </a:themeElements>
+  <a:objectDefaults/>
+  <a:extraClrSchemeLst/>
 </a:theme>
 </file>